--- a/Dokumentacja/DOKUMENTACJA WDROŻENIOWA.docx
+++ b/Dokumentacja/DOKUMENTACJA WDROŻENIOWA.docx
@@ -11,12 +11,546 @@
           <w:bCs/>
         </w:rPr>
       </w:pPr>
-      <w:r>
+    </w:p>
+    <w:p>
+      <w:pPr>
+        <w:pStyle w:val="Tytu"/>
+        <w:jc w:val="center"/>
         <w:rPr>
           <w:b/>
           <w:bCs/>
         </w:rPr>
-        <w:t>DOKUMENTACJA MECHANIK</w:t>
+      </w:pPr>
+    </w:p>
+    <w:p>
+      <w:pPr>
+        <w:pStyle w:val="Tytu"/>
+        <w:jc w:val="center"/>
+        <w:rPr>
+          <w:b/>
+          <w:bCs/>
+        </w:rPr>
+      </w:pPr>
+    </w:p>
+    <w:p>
+      <w:pPr>
+        <w:pStyle w:val="Tytu"/>
+        <w:jc w:val="center"/>
+        <w:rPr>
+          <w:b/>
+          <w:bCs/>
+        </w:rPr>
+      </w:pPr>
+    </w:p>
+    <w:p>
+      <w:pPr>
+        <w:pStyle w:val="Tytu"/>
+        <w:jc w:val="center"/>
+        <w:rPr>
+          <w:b/>
+          <w:bCs/>
+        </w:rPr>
+      </w:pPr>
+    </w:p>
+    <w:p>
+      <w:pPr>
+        <w:pStyle w:val="Tytu"/>
+        <w:jc w:val="center"/>
+        <w:rPr>
+          <w:b/>
+          <w:bCs/>
+        </w:rPr>
+      </w:pPr>
+    </w:p>
+    <w:p>
+      <w:pPr>
+        <w:pStyle w:val="Tytu"/>
+        <w:jc w:val="center"/>
+        <w:rPr>
+          <w:b/>
+          <w:bCs/>
+        </w:rPr>
+      </w:pPr>
+    </w:p>
+    <w:p>
+      <w:pPr>
+        <w:pStyle w:val="Tytu"/>
+        <w:jc w:val="center"/>
+        <w:rPr>
+          <w:b/>
+          <w:bCs/>
+        </w:rPr>
+      </w:pPr>
+    </w:p>
+    <w:p>
+      <w:pPr>
+        <w:pStyle w:val="Tytu"/>
+        <w:jc w:val="center"/>
+        <w:rPr>
+          <w:b/>
+          <w:bCs/>
+        </w:rPr>
+      </w:pPr>
+    </w:p>
+    <w:p>
+      <w:pPr>
+        <w:pStyle w:val="Tytu"/>
+        <w:jc w:val="center"/>
+        <w:rPr>
+          <w:b/>
+          <w:bCs/>
+        </w:rPr>
+      </w:pPr>
+    </w:p>
+    <w:p>
+      <w:pPr>
+        <w:pStyle w:val="Tytu"/>
+        <w:jc w:val="center"/>
+        <w:rPr>
+          <w:b/>
+          <w:bCs/>
+        </w:rPr>
+      </w:pPr>
+      <w:r>
+        <w:rPr>
+          <w:b/>
+          <w:bCs/>
+        </w:rPr>
+        <w:t xml:space="preserve">DOKUMENTACJA </w:t>
+      </w:r>
+      <w:r>
+        <w:rPr>
+          <w:b/>
+          <w:bCs/>
+        </w:rPr>
+        <w:t>WDROŻENIOWA</w:t>
+      </w:r>
+    </w:p>
+    <w:p>
+      <w:pPr>
+        <w:rPr>
+          <w:sz w:val="28"/>
+          <w:szCs w:val="28"/>
+        </w:rPr>
+      </w:pPr>
+    </w:p>
+    <w:p>
+      <w:pPr>
+        <w:rPr>
+          <w:sz w:val="28"/>
+          <w:szCs w:val="28"/>
+        </w:rPr>
+      </w:pPr>
+    </w:p>
+    <w:p>
+      <w:pPr>
+        <w:jc w:val="both"/>
+        <w:rPr>
+          <w:sz w:val="28"/>
+          <w:szCs w:val="28"/>
+        </w:rPr>
+      </w:pPr>
+    </w:p>
+    <w:p>
+      <w:pPr>
+        <w:jc w:val="both"/>
+        <w:rPr>
+          <w:sz w:val="28"/>
+          <w:szCs w:val="28"/>
+        </w:rPr>
+      </w:pPr>
+    </w:p>
+    <w:p>
+      <w:pPr>
+        <w:jc w:val="both"/>
+        <w:rPr>
+          <w:sz w:val="28"/>
+          <w:szCs w:val="28"/>
+        </w:rPr>
+      </w:pPr>
+    </w:p>
+    <w:p>
+      <w:pPr>
+        <w:jc w:val="both"/>
+        <w:rPr>
+          <w:sz w:val="28"/>
+          <w:szCs w:val="28"/>
+        </w:rPr>
+      </w:pPr>
+    </w:p>
+    <w:p>
+      <w:pPr>
+        <w:rPr>
+          <w:sz w:val="28"/>
+          <w:szCs w:val="28"/>
+        </w:rPr>
+      </w:pPr>
+    </w:p>
+    <w:p>
+      <w:pPr>
+        <w:rPr>
+          <w:sz w:val="28"/>
+          <w:szCs w:val="28"/>
+        </w:rPr>
+      </w:pPr>
+    </w:p>
+    <w:p>
+      <w:pPr>
+        <w:rPr>
+          <w:sz w:val="28"/>
+          <w:szCs w:val="28"/>
+        </w:rPr>
+      </w:pPr>
+    </w:p>
+    <w:p>
+      <w:pPr>
+        <w:rPr>
+          <w:sz w:val="28"/>
+          <w:szCs w:val="28"/>
+        </w:rPr>
+      </w:pPr>
+    </w:p>
+    <w:p>
+      <w:pPr>
+        <w:rPr>
+          <w:sz w:val="28"/>
+          <w:szCs w:val="28"/>
+        </w:rPr>
+      </w:pPr>
+    </w:p>
+    <w:p>
+      <w:pPr>
+        <w:rPr>
+          <w:sz w:val="28"/>
+          <w:szCs w:val="28"/>
+        </w:rPr>
+      </w:pPr>
+    </w:p>
+    <w:p>
+      <w:pPr>
+        <w:rPr>
+          <w:sz w:val="28"/>
+          <w:szCs w:val="28"/>
+        </w:rPr>
+      </w:pPr>
+    </w:p>
+    <w:p>
+      <w:pPr>
+        <w:rPr>
+          <w:sz w:val="28"/>
+          <w:szCs w:val="28"/>
+        </w:rPr>
+      </w:pPr>
+    </w:p>
+    <w:sdt>
+      <w:sdtPr>
+        <w:id w:val="1623654881"/>
+        <w:docPartObj>
+          <w:docPartGallery w:val="Table of Contents"/>
+          <w:docPartUnique/>
+        </w:docPartObj>
+      </w:sdtPr>
+      <w:sdtEndPr>
+        <w:rPr>
+          <w:rFonts w:asciiTheme="minorHAnsi" w:eastAsiaTheme="minorHAnsi" w:hAnsiTheme="minorHAnsi" w:cstheme="minorBidi"/>
+          <w:b/>
+          <w:bCs/>
+          <w:color w:val="auto"/>
+          <w:kern w:val="2"/>
+          <w:sz w:val="24"/>
+          <w:szCs w:val="24"/>
+          <w:lang w:eastAsia="en-US"/>
+          <w14:ligatures w14:val="standardContextual"/>
+        </w:rPr>
+      </w:sdtEndPr>
+      <w:sdtContent>
+        <w:p>
+          <w:pPr>
+            <w:pStyle w:val="Nagwekspisutreci"/>
+          </w:pPr>
+          <w:r>
+            <w:t>Spis treści</w:t>
+          </w:r>
+        </w:p>
+        <w:p>
+          <w:pPr>
+            <w:pStyle w:val="Spistreci1"/>
+            <w:tabs>
+              <w:tab w:val="left" w:pos="480"/>
+              <w:tab w:val="right" w:leader="dot" w:pos="10456"/>
+            </w:tabs>
+            <w:rPr>
+              <w:noProof/>
+            </w:rPr>
+          </w:pPr>
+          <w:r>
+            <w:fldChar w:fldCharType="begin"/>
+          </w:r>
+          <w:r>
+            <w:instrText xml:space="preserve"> TOC \o "1-3" \h \z \u </w:instrText>
+          </w:r>
+          <w:r>
+            <w:fldChar w:fldCharType="separate"/>
+          </w:r>
+          <w:hyperlink w:anchor="_Toc212477643" w:history="1">
+            <w:r>
+              <w:rPr>
+                <w:rStyle w:val="Hipercze"/>
+                <w:noProof/>
+              </w:rPr>
+              <w:t>1.</w:t>
+            </w:r>
+            <w:r>
+              <w:rPr>
+                <w:noProof/>
+              </w:rPr>
+              <w:tab/>
+            </w:r>
+            <w:r>
+              <w:rPr>
+                <w:rStyle w:val="Hipercze"/>
+                <w:noProof/>
+              </w:rPr>
+              <w:t>Podstawowe Informacje</w:t>
+            </w:r>
+            <w:r>
+              <w:rPr>
+                <w:noProof/>
+                <w:webHidden/>
+              </w:rPr>
+              <w:tab/>
+            </w:r>
+            <w:r>
+              <w:rPr>
+                <w:noProof/>
+                <w:webHidden/>
+              </w:rPr>
+              <w:fldChar w:fldCharType="begin"/>
+            </w:r>
+            <w:r>
+              <w:rPr>
+                <w:noProof/>
+                <w:webHidden/>
+              </w:rPr>
+              <w:instrText xml:space="preserve"> PAGEREF _Toc212477643 \h </w:instrText>
+            </w:r>
+            <w:r>
+              <w:rPr>
+                <w:noProof/>
+                <w:webHidden/>
+              </w:rPr>
+            </w:r>
+            <w:r>
+              <w:rPr>
+                <w:noProof/>
+                <w:webHidden/>
+              </w:rPr>
+              <w:fldChar w:fldCharType="separate"/>
+            </w:r>
+            <w:r>
+              <w:rPr>
+                <w:noProof/>
+                <w:webHidden/>
+              </w:rPr>
+              <w:t>3</w:t>
+            </w:r>
+            <w:r>
+              <w:rPr>
+                <w:noProof/>
+                <w:webHidden/>
+              </w:rPr>
+              <w:fldChar w:fldCharType="end"/>
+            </w:r>
+          </w:hyperlink>
+        </w:p>
+        <w:p>
+          <w:pPr>
+            <w:pStyle w:val="Spistreci1"/>
+            <w:tabs>
+              <w:tab w:val="left" w:pos="480"/>
+              <w:tab w:val="right" w:leader="dot" w:pos="10456"/>
+            </w:tabs>
+            <w:rPr>
+              <w:noProof/>
+            </w:rPr>
+          </w:pPr>
+          <w:hyperlink w:anchor="_Toc212477644" w:history="1">
+            <w:r>
+              <w:rPr>
+                <w:rStyle w:val="Hipercze"/>
+                <w:noProof/>
+              </w:rPr>
+              <w:t>2.</w:t>
+            </w:r>
+            <w:r>
+              <w:rPr>
+                <w:noProof/>
+              </w:rPr>
+              <w:tab/>
+            </w:r>
+            <w:r>
+              <w:rPr>
+                <w:rStyle w:val="Hipercze"/>
+                <w:noProof/>
+              </w:rPr>
+              <w:t>Przygotowanie Środowiska</w:t>
+            </w:r>
+            <w:r>
+              <w:rPr>
+                <w:noProof/>
+                <w:webHidden/>
+              </w:rPr>
+              <w:tab/>
+            </w:r>
+            <w:r>
+              <w:rPr>
+                <w:noProof/>
+                <w:webHidden/>
+              </w:rPr>
+              <w:fldChar w:fldCharType="begin"/>
+            </w:r>
+            <w:r>
+              <w:rPr>
+                <w:noProof/>
+                <w:webHidden/>
+              </w:rPr>
+              <w:instrText xml:space="preserve"> PAGEREF _Toc212477644 \h </w:instrText>
+            </w:r>
+            <w:r>
+              <w:rPr>
+                <w:noProof/>
+                <w:webHidden/>
+              </w:rPr>
+            </w:r>
+            <w:r>
+              <w:rPr>
+                <w:noProof/>
+                <w:webHidden/>
+              </w:rPr>
+              <w:fldChar w:fldCharType="separate"/>
+            </w:r>
+            <w:r>
+              <w:rPr>
+                <w:noProof/>
+                <w:webHidden/>
+              </w:rPr>
+              <w:t>3</w:t>
+            </w:r>
+            <w:r>
+              <w:rPr>
+                <w:noProof/>
+                <w:webHidden/>
+              </w:rPr>
+              <w:fldChar w:fldCharType="end"/>
+            </w:r>
+          </w:hyperlink>
+        </w:p>
+        <w:p>
+          <w:pPr>
+            <w:pStyle w:val="Spistreci1"/>
+            <w:tabs>
+              <w:tab w:val="left" w:pos="480"/>
+              <w:tab w:val="right" w:leader="dot" w:pos="10456"/>
+            </w:tabs>
+            <w:rPr>
+              <w:noProof/>
+            </w:rPr>
+          </w:pPr>
+          <w:hyperlink w:anchor="_Toc212477645" w:history="1">
+            <w:r>
+              <w:rPr>
+                <w:rStyle w:val="Hipercze"/>
+                <w:noProof/>
+              </w:rPr>
+              <w:t>3.</w:t>
+            </w:r>
+            <w:r>
+              <w:rPr>
+                <w:noProof/>
+              </w:rPr>
+              <w:tab/>
+            </w:r>
+            <w:r>
+              <w:rPr>
+                <w:rStyle w:val="Hipercze"/>
+                <w:noProof/>
+              </w:rPr>
+              <w:t>Uruchomienie Projektu</w:t>
+            </w:r>
+            <w:r>
+              <w:rPr>
+                <w:noProof/>
+                <w:webHidden/>
+              </w:rPr>
+              <w:tab/>
+            </w:r>
+            <w:r>
+              <w:rPr>
+                <w:noProof/>
+                <w:webHidden/>
+              </w:rPr>
+              <w:fldChar w:fldCharType="begin"/>
+            </w:r>
+            <w:r>
+              <w:rPr>
+                <w:noProof/>
+                <w:webHidden/>
+              </w:rPr>
+              <w:instrText xml:space="preserve"> PAGEREF _Toc212477645 \h </w:instrText>
+            </w:r>
+            <w:r>
+              <w:rPr>
+                <w:noProof/>
+                <w:webHidden/>
+              </w:rPr>
+            </w:r>
+            <w:r>
+              <w:rPr>
+                <w:noProof/>
+                <w:webHidden/>
+              </w:rPr>
+              <w:fldChar w:fldCharType="separate"/>
+            </w:r>
+            <w:r>
+              <w:rPr>
+                <w:noProof/>
+                <w:webHidden/>
+              </w:rPr>
+              <w:t>7</w:t>
+            </w:r>
+            <w:r>
+              <w:rPr>
+                <w:noProof/>
+                <w:webHidden/>
+              </w:rPr>
+              <w:fldChar w:fldCharType="end"/>
+            </w:r>
+          </w:hyperlink>
+        </w:p>
+        <w:p>
+          <w:r>
+            <w:rPr>
+              <w:b/>
+              <w:bCs/>
+            </w:rPr>
+            <w:fldChar w:fldCharType="end"/>
+          </w:r>
+        </w:p>
+      </w:sdtContent>
+    </w:sdt>
+    <w:p>
+      <w:pPr>
+        <w:rPr>
+          <w:sz w:val="28"/>
+          <w:szCs w:val="28"/>
+        </w:rPr>
+      </w:pPr>
+      <w:r>
+        <w:rPr>
+          <w:sz w:val="28"/>
+          <w:szCs w:val="28"/>
+        </w:rPr>
+        <w:br w:type="page"/>
       </w:r>
     </w:p>
     <w:p>
@@ -35,9 +569,11 @@
           <w:numId w:val="2"/>
         </w:numPr>
       </w:pPr>
+      <w:bookmarkStart w:id="0" w:name="_Toc212477643"/>
       <w:r>
         <w:t>Podstawowe Informacje</w:t>
       </w:r>
+      <w:bookmarkEnd w:id="0"/>
     </w:p>
     <w:p>
       <w:pPr>
@@ -80,7 +616,23 @@
           <w:sz w:val="28"/>
           <w:szCs w:val="28"/>
         </w:rPr>
-        <w:t>Wersja Visual Studio: Community 2022</w:t>
+        <w:t xml:space="preserve">Wersja Visual Studio: </w:t>
+      </w:r>
+      <w:proofErr w:type="spellStart"/>
+      <w:r>
+        <w:rPr>
+          <w:sz w:val="28"/>
+          <w:szCs w:val="28"/>
+        </w:rPr>
+        <w:t>Community</w:t>
+      </w:r>
+      <w:proofErr w:type="spellEnd"/>
+      <w:r>
+        <w:rPr>
+          <w:sz w:val="28"/>
+          <w:szCs w:val="28"/>
+        </w:rPr>
+        <w:t xml:space="preserve"> 2022</w:t>
       </w:r>
     </w:p>
     <w:p>
@@ -91,9 +643,11 @@
           <w:numId w:val="2"/>
         </w:numPr>
       </w:pPr>
+      <w:bookmarkStart w:id="1" w:name="_Toc212477644"/>
       <w:r>
         <w:t>Przygotowanie Środowiska</w:t>
       </w:r>
+      <w:bookmarkEnd w:id="1"/>
     </w:p>
     <w:p>
       <w:pPr>
@@ -114,30 +668,14 @@
         </w:rPr>
         <w:t>Instalacja unity hub ze strony producenta(</w:t>
       </w:r>
-      <w:hyperlink r:id="rId7" w:history="1">
+      <w:hyperlink r:id="rId8" w:history="1">
         <w:r>
           <w:rPr>
             <w:rStyle w:val="Hipercze"/>
             <w:sz w:val="28"/>
             <w:szCs w:val="28"/>
           </w:rPr>
-          <w:t>https://unity.co</w:t>
-        </w:r>
-        <w:r>
-          <w:rPr>
-            <w:rStyle w:val="Hipercze"/>
-            <w:sz w:val="28"/>
-            <w:szCs w:val="28"/>
-          </w:rPr>
-          <w:t>m</w:t>
-        </w:r>
-        <w:r>
-          <w:rPr>
-            <w:rStyle w:val="Hipercze"/>
-            <w:sz w:val="28"/>
-            <w:szCs w:val="28"/>
-          </w:rPr>
-          <w:t>/download</w:t>
+          <w:t>https://unity.com/download</w:t>
         </w:r>
       </w:hyperlink>
       <w:r>
@@ -196,267 +734,21 @@
       </w:pPr>
       <w:r>
         <w:rPr>
+          <w:noProof/>
           <w:sz w:val="28"/>
           <w:szCs w:val="28"/>
         </w:rPr>
         <w:drawing>
-          <wp:anchor distT="0" distB="0" distL="114300" distR="114300" simplePos="0" relativeHeight="251658240" behindDoc="0" locked="0" layoutInCell="1" allowOverlap="1" wp14:anchorId="3ABEDB37" wp14:editId="7CDE7237">
+          <wp:anchor distT="0" distB="0" distL="114300" distR="114300" simplePos="0" relativeHeight="251659264" behindDoc="0" locked="0" layoutInCell="1" allowOverlap="1" wp14:anchorId="2F2467B0" wp14:editId="47B96C7C">
             <wp:simplePos x="0" y="0"/>
             <wp:positionH relativeFrom="margin">
-              <wp:align>right</wp:align>
+              <wp:align>center</wp:align>
             </wp:positionH>
             <wp:positionV relativeFrom="paragraph">
-              <wp:posOffset>1489710</wp:posOffset>
+              <wp:posOffset>3841115</wp:posOffset>
             </wp:positionV>
-            <wp:extent cx="6645910" cy="3714115"/>
-            <wp:effectExtent l="0" t="0" r="2540" b="635"/>
-            <wp:wrapNone/>
-            <wp:docPr id="1431365030" name="Obraz 1"/>
-            <wp:cNvGraphicFramePr>
-              <a:graphicFrameLocks xmlns:a="http://schemas.openxmlformats.org/drawingml/2006/main" noChangeAspect="1"/>
-            </wp:cNvGraphicFramePr>
-            <a:graphic xmlns:a="http://schemas.openxmlformats.org/drawingml/2006/main">
-              <a:graphicData uri="http://schemas.openxmlformats.org/drawingml/2006/picture">
-                <pic:pic xmlns:pic="http://schemas.openxmlformats.org/drawingml/2006/picture">
-                  <pic:nvPicPr>
-                    <pic:cNvPr id="1431365030" name=""/>
-                    <pic:cNvPicPr/>
-                  </pic:nvPicPr>
-                  <pic:blipFill>
-                    <a:blip r:embed="rId8">
-                      <a:extLst>
-                        <a:ext uri="{28A0092B-C50C-407E-A947-70E740481C1C}">
-                          <a14:useLocalDpi xmlns:a14="http://schemas.microsoft.com/office/drawing/2010/main" val="0"/>
-                        </a:ext>
-                      </a:extLst>
-                    </a:blip>
-                    <a:stretch>
-                      <a:fillRect/>
-                    </a:stretch>
-                  </pic:blipFill>
-                  <pic:spPr>
-                    <a:xfrm>
-                      <a:off x="0" y="0"/>
-                      <a:ext cx="6645910" cy="3714115"/>
-                    </a:xfrm>
-                    <a:prstGeom prst="rect">
-                      <a:avLst/>
-                    </a:prstGeom>
-                  </pic:spPr>
-                </pic:pic>
-              </a:graphicData>
-            </a:graphic>
-          </wp:anchor>
-        </w:drawing>
-      </w:r>
-      <w:r>
-        <w:rPr>
-          <w:sz w:val="28"/>
-          <w:szCs w:val="28"/>
-        </w:rPr>
-        <w:t>Instalacja konkretnej wersji edytora unity:</w:t>
-      </w:r>
-      <w:r>
-        <w:rPr>
-          <w:sz w:val="28"/>
-          <w:szCs w:val="28"/>
-        </w:rPr>
-        <w:br/>
-      </w:r>
-      <w:r>
-        <w:rPr>
-          <w:sz w:val="28"/>
-          <w:szCs w:val="28"/>
-        </w:rPr>
-        <w:br/>
-      </w:r>
-      <w:r>
-        <w:rPr>
-          <w:sz w:val="28"/>
-          <w:szCs w:val="28"/>
-        </w:rPr>
-        <w:br/>
-      </w:r>
-      <w:r>
-        <w:rPr>
-          <w:sz w:val="28"/>
-          <w:szCs w:val="28"/>
-        </w:rPr>
-        <w:br/>
-      </w:r>
-      <w:r>
-        <w:rPr>
-          <w:sz w:val="28"/>
-          <w:szCs w:val="28"/>
-        </w:rPr>
-        <w:br/>
-      </w:r>
-      <w:r>
-        <w:rPr>
-          <w:sz w:val="28"/>
-          <w:szCs w:val="28"/>
-        </w:rPr>
-        <w:br/>
-      </w:r>
-      <w:r>
-        <w:rPr>
-          <w:sz w:val="28"/>
-          <w:szCs w:val="28"/>
-        </w:rPr>
-        <w:br/>
-      </w:r>
-      <w:r>
-        <w:rPr>
-          <w:sz w:val="28"/>
-          <w:szCs w:val="28"/>
-        </w:rPr>
-        <w:br/>
-      </w:r>
-      <w:r>
-        <w:rPr>
-          <w:sz w:val="28"/>
-          <w:szCs w:val="28"/>
-        </w:rPr>
-        <w:br/>
-      </w:r>
-      <w:r>
-        <w:rPr>
-          <w:sz w:val="28"/>
-          <w:szCs w:val="28"/>
-        </w:rPr>
-        <w:br/>
-      </w:r>
-      <w:r>
-        <w:rPr>
-          <w:sz w:val="28"/>
-          <w:szCs w:val="28"/>
-        </w:rPr>
-        <w:br/>
-      </w:r>
-      <w:r>
-        <w:rPr>
-          <w:sz w:val="28"/>
-          <w:szCs w:val="28"/>
-        </w:rPr>
-        <w:br/>
-      </w:r>
-      <w:r>
-        <w:rPr>
-          <w:sz w:val="28"/>
-          <w:szCs w:val="28"/>
-        </w:rPr>
-        <w:br/>
-      </w:r>
-      <w:r>
-        <w:rPr>
-          <w:sz w:val="28"/>
-          <w:szCs w:val="28"/>
-        </w:rPr>
-        <w:br/>
-      </w:r>
-      <w:r>
-        <w:rPr>
-          <w:sz w:val="28"/>
-          <w:szCs w:val="28"/>
-        </w:rPr>
-        <w:br/>
-      </w:r>
-      <w:r>
-        <w:rPr>
-          <w:sz w:val="28"/>
-          <w:szCs w:val="28"/>
-        </w:rPr>
-        <w:br/>
-      </w:r>
-      <w:r>
-        <w:rPr>
-          <w:sz w:val="28"/>
-          <w:szCs w:val="28"/>
-        </w:rPr>
-        <w:br/>
-      </w:r>
-    </w:p>
-    <w:p>
-      <w:pPr>
-        <w:ind w:left="1416"/>
-        <w:rPr>
-          <w:sz w:val="28"/>
-          <w:szCs w:val="28"/>
-        </w:rPr>
-      </w:pPr>
-      <w:r>
-        <w:rPr>
-          <w:sz w:val="28"/>
-          <w:szCs w:val="28"/>
-        </w:rPr>
-        <w:br/>
-      </w:r>
-      <w:r>
-        <w:rPr>
-          <w:sz w:val="28"/>
-          <w:szCs w:val="28"/>
-        </w:rPr>
-        <w:br/>
-      </w:r>
-      <w:r>
-        <w:rPr>
-          <w:sz w:val="28"/>
-          <w:szCs w:val="28"/>
-        </w:rPr>
-        <w:br/>
-      </w:r>
-      <w:r>
-        <w:rPr>
-          <w:sz w:val="28"/>
-          <w:szCs w:val="28"/>
-        </w:rPr>
-        <w:br/>
-      </w:r>
-      <w:r>
-        <w:rPr>
-          <w:sz w:val="28"/>
-          <w:szCs w:val="28"/>
-        </w:rPr>
-        <w:br/>
-      </w:r>
-      <w:r>
-        <w:rPr>
-          <w:sz w:val="28"/>
-          <w:szCs w:val="28"/>
-        </w:rPr>
-        <w:br/>
-      </w:r>
-      <w:r>
-        <w:rPr>
-          <w:sz w:val="28"/>
-          <w:szCs w:val="28"/>
-        </w:rPr>
-        <w:br/>
-      </w:r>
-      <w:r>
-        <w:rPr>
-          <w:sz w:val="28"/>
-          <w:szCs w:val="28"/>
-        </w:rPr>
-        <w:br/>
-      </w:r>
-      <w:r>
-        <w:rPr>
-          <w:sz w:val="28"/>
-          <w:szCs w:val="28"/>
-        </w:rPr>
-        <w:lastRenderedPageBreak/>
-        <w:drawing>
-          <wp:anchor distT="0" distB="0" distL="114300" distR="114300" simplePos="0" relativeHeight="251659264" behindDoc="0" locked="0" layoutInCell="1" allowOverlap="1" wp14:anchorId="2F2467B0" wp14:editId="541E2394">
-            <wp:simplePos x="0" y="0"/>
-            <wp:positionH relativeFrom="margin">
-              <wp:align>right</wp:align>
-            </wp:positionH>
-            <wp:positionV relativeFrom="paragraph">
-              <wp:posOffset>-152400</wp:posOffset>
-            </wp:positionV>
-            <wp:extent cx="6645910" cy="3717925"/>
-            <wp:effectExtent l="0" t="0" r="2540" b="0"/>
+            <wp:extent cx="6191250" cy="3463574"/>
+            <wp:effectExtent l="0" t="0" r="0" b="3810"/>
             <wp:wrapNone/>
             <wp:docPr id="1303289181" name="Obraz 1"/>
             <wp:cNvGraphicFramePr>
@@ -484,7 +776,7 @@
                   <pic:spPr>
                     <a:xfrm>
                       <a:off x="0" y="0"/>
-                      <a:ext cx="6645910" cy="3717925"/>
+                      <a:ext cx="6191250" cy="3463574"/>
                     </a:xfrm>
                     <a:prstGeom prst="rect">
                       <a:avLst/>
@@ -493,120 +785,311 @@
                 </pic:pic>
               </a:graphicData>
             </a:graphic>
+            <wp14:sizeRelH relativeFrom="margin">
+              <wp14:pctWidth>0</wp14:pctWidth>
+            </wp14:sizeRelH>
+            <wp14:sizeRelV relativeFrom="margin">
+              <wp14:pctHeight>0</wp14:pctHeight>
+            </wp14:sizeRelV>
           </wp:anchor>
         </w:drawing>
       </w:r>
       <w:r>
         <w:rPr>
-          <w:sz w:val="28"/>
-          <w:szCs w:val="28"/>
-        </w:rPr>
-        <w:br/>
-      </w:r>
-      <w:r>
-        <w:rPr>
-          <w:sz w:val="28"/>
-          <w:szCs w:val="28"/>
-        </w:rPr>
-        <w:br/>
-      </w:r>
-      <w:r>
-        <w:rPr>
-          <w:sz w:val="28"/>
-          <w:szCs w:val="28"/>
-        </w:rPr>
-        <w:br/>
-      </w:r>
-      <w:r>
-        <w:rPr>
-          <w:sz w:val="28"/>
-          <w:szCs w:val="28"/>
-        </w:rPr>
-        <w:br/>
-      </w:r>
-      <w:r>
-        <w:rPr>
-          <w:sz w:val="28"/>
-          <w:szCs w:val="28"/>
-        </w:rPr>
-        <w:br/>
-      </w:r>
-      <w:r>
-        <w:rPr>
-          <w:sz w:val="28"/>
-          <w:szCs w:val="28"/>
-        </w:rPr>
-        <w:br/>
-      </w:r>
-      <w:r>
-        <w:rPr>
-          <w:sz w:val="28"/>
-          <w:szCs w:val="28"/>
-        </w:rPr>
-        <w:br/>
-      </w:r>
-      <w:r>
-        <w:rPr>
-          <w:sz w:val="28"/>
-          <w:szCs w:val="28"/>
-        </w:rPr>
-        <w:br/>
-      </w:r>
-      <w:r>
-        <w:rPr>
-          <w:sz w:val="28"/>
-          <w:szCs w:val="28"/>
-        </w:rPr>
-        <w:br/>
-      </w:r>
-      <w:r>
-        <w:rPr>
-          <w:sz w:val="28"/>
-          <w:szCs w:val="28"/>
-        </w:rPr>
-        <w:br/>
-      </w:r>
-      <w:r>
-        <w:rPr>
-          <w:sz w:val="28"/>
-          <w:szCs w:val="28"/>
-        </w:rPr>
-        <w:br/>
-      </w:r>
-      <w:r>
-        <w:rPr>
-          <w:sz w:val="28"/>
-          <w:szCs w:val="28"/>
-        </w:rPr>
-        <w:br/>
-      </w:r>
-      <w:r>
-        <w:rPr>
-          <w:sz w:val="28"/>
-          <w:szCs w:val="28"/>
-        </w:rPr>
-        <w:br/>
-      </w:r>
-      <w:r>
-        <w:rPr>
-          <w:sz w:val="28"/>
-          <w:szCs w:val="28"/>
-        </w:rPr>
-        <w:br/>
-      </w:r>
-      <w:r>
-        <w:rPr>
+          <w:noProof/>
           <w:sz w:val="28"/>
           <w:szCs w:val="28"/>
         </w:rPr>
         <w:drawing>
-          <wp:anchor distT="0" distB="0" distL="114300" distR="114300" simplePos="0" relativeHeight="251660288" behindDoc="0" locked="0" layoutInCell="1" allowOverlap="1" wp14:anchorId="55BF34FE" wp14:editId="2BA1EA8A">
+          <wp:anchor distT="0" distB="0" distL="114300" distR="114300" simplePos="0" relativeHeight="251658240" behindDoc="0" locked="0" layoutInCell="1" allowOverlap="1" wp14:anchorId="3ABEDB37" wp14:editId="779120FB">
+            <wp:simplePos x="0" y="0"/>
+            <wp:positionH relativeFrom="margin">
+              <wp:align>center</wp:align>
+            </wp:positionH>
+            <wp:positionV relativeFrom="paragraph">
+              <wp:posOffset>335915</wp:posOffset>
+            </wp:positionV>
+            <wp:extent cx="6118691" cy="3419475"/>
+            <wp:effectExtent l="0" t="0" r="0" b="0"/>
+            <wp:wrapNone/>
+            <wp:docPr id="1431365030" name="Obraz 1"/>
+            <wp:cNvGraphicFramePr>
+              <a:graphicFrameLocks xmlns:a="http://schemas.openxmlformats.org/drawingml/2006/main" noChangeAspect="1"/>
+            </wp:cNvGraphicFramePr>
+            <a:graphic xmlns:a="http://schemas.openxmlformats.org/drawingml/2006/main">
+              <a:graphicData uri="http://schemas.openxmlformats.org/drawingml/2006/picture">
+                <pic:pic xmlns:pic="http://schemas.openxmlformats.org/drawingml/2006/picture">
+                  <pic:nvPicPr>
+                    <pic:cNvPr id="1431365030" name=""/>
+                    <pic:cNvPicPr/>
+                  </pic:nvPicPr>
+                  <pic:blipFill>
+                    <a:blip r:embed="rId10">
+                      <a:extLst>
+                        <a:ext uri="{28A0092B-C50C-407E-A947-70E740481C1C}">
+                          <a14:useLocalDpi xmlns:a14="http://schemas.microsoft.com/office/drawing/2010/main" val="0"/>
+                        </a:ext>
+                      </a:extLst>
+                    </a:blip>
+                    <a:stretch>
+                      <a:fillRect/>
+                    </a:stretch>
+                  </pic:blipFill>
+                  <pic:spPr>
+                    <a:xfrm>
+                      <a:off x="0" y="0"/>
+                      <a:ext cx="6118691" cy="3419475"/>
+                    </a:xfrm>
+                    <a:prstGeom prst="rect">
+                      <a:avLst/>
+                    </a:prstGeom>
+                  </pic:spPr>
+                </pic:pic>
+              </a:graphicData>
+            </a:graphic>
+            <wp14:sizeRelH relativeFrom="margin">
+              <wp14:pctWidth>0</wp14:pctWidth>
+            </wp14:sizeRelH>
+            <wp14:sizeRelV relativeFrom="margin">
+              <wp14:pctHeight>0</wp14:pctHeight>
+            </wp14:sizeRelV>
+          </wp:anchor>
+        </w:drawing>
+      </w:r>
+      <w:r>
+        <w:rPr>
+          <w:sz w:val="28"/>
+          <w:szCs w:val="28"/>
+        </w:rPr>
+        <w:t>Instalacja konkretnej wersji edytora unity:</w:t>
+      </w:r>
+      <w:r>
+        <w:rPr>
+          <w:sz w:val="28"/>
+          <w:szCs w:val="28"/>
+        </w:rPr>
+        <w:br/>
+      </w:r>
+      <w:r>
+        <w:rPr>
+          <w:sz w:val="28"/>
+          <w:szCs w:val="28"/>
+        </w:rPr>
+        <w:br/>
+      </w:r>
+      <w:r>
+        <w:rPr>
+          <w:sz w:val="28"/>
+          <w:szCs w:val="28"/>
+        </w:rPr>
+        <w:br/>
+      </w:r>
+      <w:r>
+        <w:rPr>
+          <w:sz w:val="28"/>
+          <w:szCs w:val="28"/>
+        </w:rPr>
+        <w:br/>
+      </w:r>
+      <w:r>
+        <w:rPr>
+          <w:sz w:val="28"/>
+          <w:szCs w:val="28"/>
+        </w:rPr>
+        <w:br/>
+      </w:r>
+      <w:r>
+        <w:rPr>
+          <w:sz w:val="28"/>
+          <w:szCs w:val="28"/>
+        </w:rPr>
+        <w:br/>
+      </w:r>
+      <w:r>
+        <w:rPr>
+          <w:sz w:val="28"/>
+          <w:szCs w:val="28"/>
+        </w:rPr>
+        <w:br/>
+      </w:r>
+      <w:r>
+        <w:rPr>
+          <w:sz w:val="28"/>
+          <w:szCs w:val="28"/>
+        </w:rPr>
+        <w:br/>
+      </w:r>
+      <w:r>
+        <w:rPr>
+          <w:sz w:val="28"/>
+          <w:szCs w:val="28"/>
+        </w:rPr>
+        <w:br/>
+      </w:r>
+      <w:r>
+        <w:rPr>
+          <w:sz w:val="28"/>
+          <w:szCs w:val="28"/>
+        </w:rPr>
+        <w:br/>
+      </w:r>
+      <w:r>
+        <w:rPr>
+          <w:sz w:val="28"/>
+          <w:szCs w:val="28"/>
+        </w:rPr>
+        <w:br/>
+      </w:r>
+      <w:r>
+        <w:rPr>
+          <w:sz w:val="28"/>
+          <w:szCs w:val="28"/>
+        </w:rPr>
+        <w:br/>
+      </w:r>
+      <w:r>
+        <w:rPr>
+          <w:sz w:val="28"/>
+          <w:szCs w:val="28"/>
+        </w:rPr>
+        <w:br/>
+      </w:r>
+      <w:r>
+        <w:rPr>
+          <w:sz w:val="28"/>
+          <w:szCs w:val="28"/>
+        </w:rPr>
+        <w:br/>
+      </w:r>
+      <w:r>
+        <w:rPr>
+          <w:sz w:val="28"/>
+          <w:szCs w:val="28"/>
+        </w:rPr>
+        <w:br/>
+      </w:r>
+      <w:r>
+        <w:rPr>
+          <w:sz w:val="28"/>
+          <w:szCs w:val="28"/>
+        </w:rPr>
+        <w:br/>
+      </w:r>
+      <w:r>
+        <w:rPr>
+          <w:sz w:val="28"/>
+          <w:szCs w:val="28"/>
+        </w:rPr>
+        <w:br/>
+      </w:r>
+    </w:p>
+    <w:p>
+      <w:pPr>
+        <w:ind w:left="1416"/>
+        <w:rPr>
+          <w:sz w:val="28"/>
+          <w:szCs w:val="28"/>
+        </w:rPr>
+      </w:pPr>
+      <w:r>
+        <w:rPr>
+          <w:sz w:val="28"/>
+          <w:szCs w:val="28"/>
+        </w:rPr>
+        <w:br/>
+      </w:r>
+      <w:r>
+        <w:rPr>
+          <w:sz w:val="28"/>
+          <w:szCs w:val="28"/>
+        </w:rPr>
+        <w:br/>
+      </w:r>
+      <w:r>
+        <w:rPr>
+          <w:sz w:val="28"/>
+          <w:szCs w:val="28"/>
+        </w:rPr>
+        <w:br/>
+      </w:r>
+      <w:r>
+        <w:rPr>
+          <w:sz w:val="28"/>
+          <w:szCs w:val="28"/>
+        </w:rPr>
+        <w:br/>
+      </w:r>
+      <w:r>
+        <w:rPr>
+          <w:sz w:val="28"/>
+          <w:szCs w:val="28"/>
+        </w:rPr>
+        <w:br/>
+      </w:r>
+      <w:r>
+        <w:rPr>
+          <w:sz w:val="28"/>
+          <w:szCs w:val="28"/>
+        </w:rPr>
+        <w:br/>
+      </w:r>
+      <w:r>
+        <w:rPr>
+          <w:sz w:val="28"/>
+          <w:szCs w:val="28"/>
+        </w:rPr>
+        <w:br/>
+      </w:r>
+      <w:r>
+        <w:rPr>
+          <w:sz w:val="28"/>
+          <w:szCs w:val="28"/>
+        </w:rPr>
+        <w:br/>
+      </w:r>
+      <w:r>
+        <w:rPr>
+          <w:sz w:val="28"/>
+          <w:szCs w:val="28"/>
+        </w:rPr>
+        <w:br/>
+      </w:r>
+      <w:r>
+        <w:rPr>
+          <w:sz w:val="28"/>
+          <w:szCs w:val="28"/>
+        </w:rPr>
+        <w:br/>
+      </w:r>
+      <w:r>
+        <w:rPr>
+          <w:sz w:val="28"/>
+          <w:szCs w:val="28"/>
+        </w:rPr>
+        <w:lastRenderedPageBreak/>
+        <w:br/>
+      </w:r>
+      <w:r>
+        <w:rPr>
+          <w:sz w:val="28"/>
+          <w:szCs w:val="28"/>
+        </w:rPr>
+        <w:br/>
+      </w:r>
+      <w:r>
+        <w:rPr>
+          <w:noProof/>
+          <w:sz w:val="28"/>
+          <w:szCs w:val="28"/>
+        </w:rPr>
+        <w:drawing>
+          <wp:anchor distT="0" distB="0" distL="114300" distR="114300" simplePos="0" relativeHeight="251660288" behindDoc="0" locked="0" layoutInCell="1" allowOverlap="1" wp14:anchorId="55BF34FE" wp14:editId="66BC4959">
             <wp:simplePos x="0" y="0"/>
             <wp:positionH relativeFrom="margin">
               <wp:align>right</wp:align>
             </wp:positionH>
             <wp:positionV relativeFrom="paragraph">
-              <wp:posOffset>3733800</wp:posOffset>
+              <wp:posOffset>38100</wp:posOffset>
             </wp:positionV>
             <wp:extent cx="6645910" cy="4351655"/>
             <wp:effectExtent l="0" t="0" r="2540" b="0"/>
@@ -623,7 +1106,7 @@
                     <pic:cNvPicPr/>
                   </pic:nvPicPr>
                   <pic:blipFill>
-                    <a:blip r:embed="rId10">
+                    <a:blip r:embed="rId11">
                       <a:extLst>
                         <a:ext uri="{28A0092B-C50C-407E-A947-70E740481C1C}">
                           <a14:useLocalDpi xmlns:a14="http://schemas.microsoft.com/office/drawing/2010/main" val="0"/>
@@ -784,172 +1267,18 @@
       </w:r>
       <w:r>
         <w:rPr>
-          <w:sz w:val="28"/>
-          <w:szCs w:val="28"/>
-        </w:rPr>
-        <w:br/>
-      </w:r>
-      <w:r>
-        <w:rPr>
-          <w:sz w:val="28"/>
-          <w:szCs w:val="28"/>
-        </w:rPr>
-        <w:br/>
-      </w:r>
-      <w:r>
-        <w:rPr>
-          <w:sz w:val="28"/>
-          <w:szCs w:val="28"/>
-        </w:rPr>
-        <w:br/>
-      </w:r>
-      <w:r>
-        <w:rPr>
-          <w:sz w:val="28"/>
-          <w:szCs w:val="28"/>
-        </w:rPr>
-        <w:br/>
-      </w:r>
-      <w:r>
-        <w:rPr>
-          <w:sz w:val="28"/>
-          <w:szCs w:val="28"/>
-        </w:rPr>
-        <w:br/>
-      </w:r>
-      <w:r>
-        <w:rPr>
-          <w:sz w:val="28"/>
-          <w:szCs w:val="28"/>
-        </w:rPr>
-        <w:br/>
-      </w:r>
-      <w:r>
-        <w:rPr>
-          <w:sz w:val="28"/>
-          <w:szCs w:val="28"/>
-        </w:rPr>
-        <w:lastRenderedPageBreak/>
-        <w:br/>
-      </w:r>
-      <w:r>
-        <w:rPr>
-          <w:sz w:val="28"/>
-          <w:szCs w:val="28"/>
-        </w:rPr>
-        <w:br/>
-      </w:r>
-      <w:r>
-        <w:rPr>
-          <w:sz w:val="28"/>
-          <w:szCs w:val="28"/>
-        </w:rPr>
-        <w:br/>
-      </w:r>
-      <w:r>
-        <w:rPr>
-          <w:sz w:val="28"/>
-          <w:szCs w:val="28"/>
-        </w:rPr>
-        <w:br/>
-      </w:r>
-      <w:r>
-        <w:rPr>
-          <w:sz w:val="28"/>
-          <w:szCs w:val="28"/>
-        </w:rPr>
-        <w:br/>
-      </w:r>
-      <w:r>
-        <w:rPr>
-          <w:sz w:val="28"/>
-          <w:szCs w:val="28"/>
-        </w:rPr>
-        <w:br/>
-      </w:r>
-      <w:r>
-        <w:rPr>
-          <w:sz w:val="28"/>
-          <w:szCs w:val="28"/>
-        </w:rPr>
-        <w:br/>
-      </w:r>
-      <w:r>
-        <w:rPr>
-          <w:sz w:val="28"/>
-          <w:szCs w:val="28"/>
-        </w:rPr>
-        <w:br/>
-      </w:r>
-      <w:r>
-        <w:rPr>
-          <w:sz w:val="28"/>
-          <w:szCs w:val="28"/>
-        </w:rPr>
-        <w:br/>
-      </w:r>
-      <w:r>
-        <w:rPr>
-          <w:sz w:val="28"/>
-          <w:szCs w:val="28"/>
-        </w:rPr>
-        <w:br/>
-      </w:r>
-      <w:r>
-        <w:rPr>
-          <w:sz w:val="28"/>
-          <w:szCs w:val="28"/>
-        </w:rPr>
-        <w:br/>
-      </w:r>
-      <w:r>
-        <w:rPr>
-          <w:sz w:val="28"/>
-          <w:szCs w:val="28"/>
-        </w:rPr>
-        <w:br/>
-      </w:r>
-      <w:r>
-        <w:rPr>
-          <w:sz w:val="28"/>
-          <w:szCs w:val="28"/>
-        </w:rPr>
-        <w:br/>
-      </w:r>
-      <w:r>
-        <w:rPr>
-          <w:sz w:val="28"/>
-          <w:szCs w:val="28"/>
-        </w:rPr>
-        <w:br/>
-      </w:r>
-      <w:r>
-        <w:rPr>
-          <w:sz w:val="28"/>
-          <w:szCs w:val="28"/>
-        </w:rPr>
-        <w:br/>
-      </w:r>
-      <w:r>
-        <w:rPr>
-          <w:sz w:val="28"/>
-          <w:szCs w:val="28"/>
-        </w:rPr>
-        <w:br/>
-      </w:r>
-      <w:r>
-        <w:rPr>
+          <w:noProof/>
           <w:sz w:val="28"/>
           <w:szCs w:val="28"/>
         </w:rPr>
         <w:drawing>
-          <wp:anchor distT="0" distB="0" distL="114300" distR="114300" simplePos="0" relativeHeight="251661312" behindDoc="0" locked="0" layoutInCell="1" allowOverlap="1" wp14:anchorId="15FBBA3F" wp14:editId="57AA5F0E">
+          <wp:anchor distT="0" distB="0" distL="114300" distR="114300" simplePos="0" relativeHeight="251661312" behindDoc="0" locked="0" layoutInCell="1" allowOverlap="1" wp14:anchorId="15FBBA3F" wp14:editId="3ADBA39C">
             <wp:simplePos x="0" y="0"/>
             <wp:positionH relativeFrom="margin">
               <wp:align>right</wp:align>
             </wp:positionH>
             <wp:positionV relativeFrom="paragraph">
-              <wp:posOffset>-38100</wp:posOffset>
+              <wp:posOffset>4914900</wp:posOffset>
             </wp:positionV>
             <wp:extent cx="6645910" cy="4349115"/>
             <wp:effectExtent l="0" t="0" r="2540" b="0"/>
@@ -966,7 +1295,7 @@
                     <pic:cNvPicPr/>
                   </pic:nvPicPr>
                   <pic:blipFill>
-                    <a:blip r:embed="rId11">
+                    <a:blip r:embed="rId12">
                       <a:extLst>
                         <a:ext uri="{28A0092B-C50C-407E-A947-70E740481C1C}">
                           <a14:useLocalDpi xmlns:a14="http://schemas.microsoft.com/office/drawing/2010/main" val="0"/>
@@ -992,16 +1321,151 @@
           </wp:anchor>
         </w:drawing>
       </w:r>
-    </w:p>
-    <w:p>
-      <w:pPr>
-        <w:rPr>
-          <w:sz w:val="28"/>
-          <w:szCs w:val="28"/>
-        </w:rPr>
-      </w:pPr>
-      <w:r>
-        <w:rPr>
+      <w:r>
+        <w:rPr>
+          <w:sz w:val="28"/>
+          <w:szCs w:val="28"/>
+        </w:rPr>
+        <w:br/>
+      </w:r>
+      <w:r>
+        <w:rPr>
+          <w:sz w:val="28"/>
+          <w:szCs w:val="28"/>
+        </w:rPr>
+        <w:br/>
+      </w:r>
+      <w:r>
+        <w:rPr>
+          <w:sz w:val="28"/>
+          <w:szCs w:val="28"/>
+        </w:rPr>
+        <w:br/>
+      </w:r>
+      <w:r>
+        <w:rPr>
+          <w:sz w:val="28"/>
+          <w:szCs w:val="28"/>
+        </w:rPr>
+        <w:br/>
+      </w:r>
+      <w:r>
+        <w:rPr>
+          <w:sz w:val="28"/>
+          <w:szCs w:val="28"/>
+        </w:rPr>
+        <w:br/>
+      </w:r>
+      <w:r>
+        <w:rPr>
+          <w:sz w:val="28"/>
+          <w:szCs w:val="28"/>
+        </w:rPr>
+        <w:br/>
+      </w:r>
+      <w:r>
+        <w:rPr>
+          <w:sz w:val="28"/>
+          <w:szCs w:val="28"/>
+        </w:rPr>
+        <w:br/>
+      </w:r>
+      <w:r>
+        <w:rPr>
+          <w:sz w:val="28"/>
+          <w:szCs w:val="28"/>
+        </w:rPr>
+        <w:br/>
+      </w:r>
+      <w:r>
+        <w:rPr>
+          <w:sz w:val="28"/>
+          <w:szCs w:val="28"/>
+        </w:rPr>
+        <w:br/>
+      </w:r>
+      <w:r>
+        <w:rPr>
+          <w:sz w:val="28"/>
+          <w:szCs w:val="28"/>
+        </w:rPr>
+        <w:br/>
+      </w:r>
+      <w:r>
+        <w:rPr>
+          <w:sz w:val="28"/>
+          <w:szCs w:val="28"/>
+        </w:rPr>
+        <w:br/>
+      </w:r>
+      <w:r>
+        <w:rPr>
+          <w:sz w:val="28"/>
+          <w:szCs w:val="28"/>
+        </w:rPr>
+        <w:br/>
+      </w:r>
+      <w:r>
+        <w:rPr>
+          <w:sz w:val="28"/>
+          <w:szCs w:val="28"/>
+        </w:rPr>
+        <w:br/>
+      </w:r>
+      <w:r>
+        <w:rPr>
+          <w:sz w:val="28"/>
+          <w:szCs w:val="28"/>
+        </w:rPr>
+        <w:br/>
+      </w:r>
+      <w:r>
+        <w:rPr>
+          <w:sz w:val="28"/>
+          <w:szCs w:val="28"/>
+        </w:rPr>
+        <w:br/>
+      </w:r>
+      <w:r>
+        <w:rPr>
+          <w:sz w:val="28"/>
+          <w:szCs w:val="28"/>
+        </w:rPr>
+        <w:br/>
+      </w:r>
+      <w:r>
+        <w:rPr>
+          <w:sz w:val="28"/>
+          <w:szCs w:val="28"/>
+        </w:rPr>
+        <w:br/>
+      </w:r>
+      <w:r>
+        <w:rPr>
+          <w:sz w:val="28"/>
+          <w:szCs w:val="28"/>
+        </w:rPr>
+        <w:br/>
+      </w:r>
+      <w:r>
+        <w:rPr>
+          <w:sz w:val="28"/>
+          <w:szCs w:val="28"/>
+        </w:rPr>
+        <w:lastRenderedPageBreak/>
+        <w:br/>
+      </w:r>
+    </w:p>
+    <w:p>
+      <w:pPr>
+        <w:rPr>
+          <w:sz w:val="28"/>
+          <w:szCs w:val="28"/>
+        </w:rPr>
+      </w:pPr>
+      <w:r>
+        <w:rPr>
+          <w:noProof/>
           <w:sz w:val="28"/>
           <w:szCs w:val="28"/>
         </w:rPr>
@@ -1029,7 +1493,7 @@
                     <pic:cNvPicPr/>
                   </pic:nvPicPr>
                   <pic:blipFill>
-                    <a:blip r:embed="rId12">
+                    <a:blip r:embed="rId13">
                       <a:extLst>
                         <a:ext uri="{28A0092B-C50C-407E-A947-70E740481C1C}">
                           <a14:useLocalDpi xmlns:a14="http://schemas.microsoft.com/office/drawing/2010/main" val="0"/>
@@ -1190,56 +1654,7 @@
       </w:r>
       <w:r>
         <w:rPr>
-          <w:sz w:val="28"/>
-          <w:szCs w:val="28"/>
-        </w:rPr>
-        <w:br/>
-      </w:r>
-      <w:r>
-        <w:rPr>
-          <w:sz w:val="28"/>
-          <w:szCs w:val="28"/>
-        </w:rPr>
-        <w:br/>
-      </w:r>
-      <w:r>
-        <w:rPr>
-          <w:sz w:val="28"/>
-          <w:szCs w:val="28"/>
-        </w:rPr>
-        <w:lastRenderedPageBreak/>
-        <w:br/>
-      </w:r>
-      <w:r>
-        <w:rPr>
-          <w:sz w:val="28"/>
-          <w:szCs w:val="28"/>
-        </w:rPr>
-        <w:br/>
-      </w:r>
-      <w:r>
-        <w:rPr>
-          <w:sz w:val="28"/>
-          <w:szCs w:val="28"/>
-        </w:rPr>
-        <w:br/>
-      </w:r>
-      <w:r>
-        <w:rPr>
-          <w:sz w:val="28"/>
-          <w:szCs w:val="28"/>
-        </w:rPr>
-        <w:br/>
-      </w:r>
-      <w:r>
-        <w:rPr>
-          <w:sz w:val="28"/>
-          <w:szCs w:val="28"/>
-        </w:rPr>
-        <w:br/>
-      </w:r>
-      <w:r>
-        <w:rPr>
+          <w:noProof/>
           <w:sz w:val="28"/>
           <w:szCs w:val="28"/>
         </w:rPr>
@@ -1267,7 +1682,7 @@
                     <pic:cNvPicPr/>
                   </pic:nvPicPr>
                   <pic:blipFill>
-                    <a:blip r:embed="rId13">
+                    <a:blip r:embed="rId14">
                       <a:extLst>
                         <a:ext uri="{28A0092B-C50C-407E-A947-70E740481C1C}">
                           <a14:useLocalDpi xmlns:a14="http://schemas.microsoft.com/office/drawing/2010/main" val="0"/>
@@ -1316,6 +1731,7 @@
       </w:r>
       <w:r>
         <w:rPr>
+          <w:noProof/>
           <w:sz w:val="28"/>
           <w:szCs w:val="28"/>
         </w:rPr>
@@ -1335,7 +1751,7 @@
                     <pic:cNvPicPr/>
                   </pic:nvPicPr>
                   <pic:blipFill>
-                    <a:blip r:embed="rId14"/>
+                    <a:blip r:embed="rId15"/>
                     <a:stretch>
                       <a:fillRect/>
                     </a:stretch>
@@ -1389,7 +1805,7 @@
         </w:rPr>
         <w:t xml:space="preserve">git clone </w:t>
       </w:r>
-      <w:hyperlink r:id="rId15" w:history="1">
+      <w:hyperlink r:id="rId16" w:history="1">
         <w:r>
           <w:rPr>
             <w:rStyle w:val="Hipercze"/>
@@ -1417,14 +1833,109 @@
           <w:sz w:val="28"/>
           <w:szCs w:val="28"/>
         </w:rPr>
+        <w:t xml:space="preserve">Import projektu do </w:t>
+      </w:r>
+      <w:proofErr w:type="spellStart"/>
+      <w:r>
+        <w:rPr>
+          <w:sz w:val="28"/>
+          <w:szCs w:val="28"/>
+        </w:rPr>
+        <w:t>unityhu</w:t>
+      </w:r>
+      <w:r>
+        <w:rPr>
+          <w:sz w:val="28"/>
+          <w:szCs w:val="28"/>
+        </w:rPr>
+        <w:t>b</w:t>
+      </w:r>
+      <w:proofErr w:type="spellEnd"/>
+      <w:r>
+        <w:rPr>
+          <w:sz w:val="28"/>
+          <w:szCs w:val="28"/>
+        </w:rPr>
+        <w:br/>
+      </w:r>
+      <w:r>
+        <w:rPr>
+          <w:sz w:val="28"/>
+          <w:szCs w:val="28"/>
+        </w:rPr>
+        <w:br/>
+      </w:r>
+      <w:r>
+        <w:rPr>
+          <w:sz w:val="28"/>
+          <w:szCs w:val="28"/>
+        </w:rPr>
+        <w:br/>
+      </w:r>
+      <w:r>
+        <w:rPr>
+          <w:sz w:val="28"/>
+          <w:szCs w:val="28"/>
+        </w:rPr>
+        <w:br/>
+      </w:r>
+      <w:r>
+        <w:rPr>
+          <w:sz w:val="28"/>
+          <w:szCs w:val="28"/>
+        </w:rPr>
+        <w:br/>
+      </w:r>
+      <w:r>
+        <w:rPr>
+          <w:sz w:val="28"/>
+          <w:szCs w:val="28"/>
+        </w:rPr>
+        <w:br/>
+      </w:r>
+      <w:r>
+        <w:rPr>
+          <w:sz w:val="28"/>
+          <w:szCs w:val="28"/>
+        </w:rPr>
+        <w:br/>
+      </w:r>
+      <w:r>
+        <w:rPr>
+          <w:sz w:val="28"/>
+          <w:szCs w:val="28"/>
+        </w:rPr>
+        <w:br/>
+      </w:r>
+      <w:r>
+        <w:rPr>
+          <w:sz w:val="28"/>
+          <w:szCs w:val="28"/>
+        </w:rPr>
+        <w:lastRenderedPageBreak/>
+        <w:br/>
+      </w:r>
+      <w:r>
+        <w:rPr>
+          <w:sz w:val="28"/>
+          <w:szCs w:val="28"/>
+        </w:rPr>
+        <w:br/>
+      </w:r>
+      <w:r>
+        <w:rPr>
+          <w:noProof/>
+          <w:sz w:val="28"/>
+          <w:szCs w:val="28"/>
+        </w:rPr>
         <w:drawing>
-          <wp:anchor distT="0" distB="0" distL="114300" distR="114300" simplePos="0" relativeHeight="251664384" behindDoc="0" locked="0" layoutInCell="1" allowOverlap="1" wp14:anchorId="0BC98A0E" wp14:editId="1BECADDE">
+          <wp:anchor distT="0" distB="0" distL="114300" distR="114300" simplePos="0" relativeHeight="251664384" behindDoc="0" locked="0" layoutInCell="1" allowOverlap="1" wp14:anchorId="0BC98A0E" wp14:editId="77372433">
             <wp:simplePos x="0" y="0"/>
             <wp:positionH relativeFrom="margin">
               <wp:align>right</wp:align>
             </wp:positionH>
             <wp:positionV relativeFrom="paragraph">
-              <wp:posOffset>1421130</wp:posOffset>
+              <wp:posOffset>-223520</wp:posOffset>
             </wp:positionV>
             <wp:extent cx="6645910" cy="3696970"/>
             <wp:effectExtent l="0" t="0" r="2540" b="0"/>
@@ -1441,7 +1952,7 @@
                     <pic:cNvPicPr/>
                   </pic:nvPicPr>
                   <pic:blipFill>
-                    <a:blip r:embed="rId16">
+                    <a:blip r:embed="rId17">
                       <a:extLst>
                         <a:ext uri="{28A0092B-C50C-407E-A947-70E740481C1C}">
                           <a14:useLocalDpi xmlns:a14="http://schemas.microsoft.com/office/drawing/2010/main" val="0"/>
@@ -1472,309 +1983,127 @@
           <w:sz w:val="28"/>
           <w:szCs w:val="28"/>
         </w:rPr>
-        <w:t>Import projektu do unityhu</w:t>
-      </w:r>
-      <w:r>
-        <w:rPr>
-          <w:sz w:val="28"/>
-          <w:szCs w:val="28"/>
-        </w:rPr>
-        <w:t>b</w:t>
-      </w:r>
-      <w:r>
-        <w:rPr>
-          <w:sz w:val="28"/>
-          <w:szCs w:val="28"/>
-        </w:rPr>
-        <w:br/>
-      </w:r>
-      <w:r>
-        <w:rPr>
-          <w:sz w:val="28"/>
-          <w:szCs w:val="28"/>
-        </w:rPr>
-        <w:br/>
-      </w:r>
-      <w:r>
-        <w:rPr>
-          <w:sz w:val="28"/>
-          <w:szCs w:val="28"/>
-        </w:rPr>
-        <w:br/>
-      </w:r>
-      <w:r>
-        <w:rPr>
-          <w:sz w:val="28"/>
-          <w:szCs w:val="28"/>
-        </w:rPr>
-        <w:br/>
-      </w:r>
-      <w:r>
-        <w:rPr>
-          <w:sz w:val="28"/>
-          <w:szCs w:val="28"/>
-        </w:rPr>
-        <w:br/>
-      </w:r>
-      <w:r>
-        <w:rPr>
-          <w:sz w:val="28"/>
-          <w:szCs w:val="28"/>
-        </w:rPr>
-        <w:br/>
-      </w:r>
-      <w:r>
-        <w:rPr>
-          <w:sz w:val="28"/>
-          <w:szCs w:val="28"/>
-        </w:rPr>
-        <w:br/>
-      </w:r>
-      <w:r>
-        <w:rPr>
-          <w:sz w:val="28"/>
-          <w:szCs w:val="28"/>
-        </w:rPr>
-        <w:br/>
-      </w:r>
-      <w:r>
-        <w:rPr>
-          <w:sz w:val="28"/>
-          <w:szCs w:val="28"/>
-        </w:rPr>
-        <w:br/>
-      </w:r>
-      <w:r>
-        <w:rPr>
-          <w:sz w:val="28"/>
-          <w:szCs w:val="28"/>
-        </w:rPr>
-        <w:br/>
-      </w:r>
-      <w:r>
-        <w:rPr>
-          <w:sz w:val="28"/>
-          <w:szCs w:val="28"/>
-        </w:rPr>
-        <w:br/>
-      </w:r>
-      <w:r>
-        <w:rPr>
-          <w:sz w:val="28"/>
-          <w:szCs w:val="28"/>
-        </w:rPr>
-        <w:br/>
-      </w:r>
-      <w:r>
-        <w:rPr>
-          <w:sz w:val="28"/>
-          <w:szCs w:val="28"/>
-        </w:rPr>
-        <w:br/>
-      </w:r>
-      <w:r>
-        <w:rPr>
-          <w:sz w:val="28"/>
-          <w:szCs w:val="28"/>
-        </w:rPr>
-        <w:br/>
-      </w:r>
-      <w:r>
-        <w:rPr>
-          <w:sz w:val="28"/>
-          <w:szCs w:val="28"/>
-        </w:rPr>
-        <w:br/>
-      </w:r>
-      <w:r>
-        <w:rPr>
-          <w:sz w:val="28"/>
-          <w:szCs w:val="28"/>
-        </w:rPr>
-        <w:br/>
-      </w:r>
-      <w:r>
-        <w:rPr>
-          <w:sz w:val="28"/>
-          <w:szCs w:val="28"/>
-        </w:rPr>
-        <w:br/>
-      </w:r>
-      <w:r>
-        <w:rPr>
-          <w:sz w:val="28"/>
-          <w:szCs w:val="28"/>
-        </w:rPr>
-        <w:br/>
-      </w:r>
-      <w:r>
-        <w:rPr>
-          <w:sz w:val="28"/>
-          <w:szCs w:val="28"/>
-        </w:rPr>
-        <w:br/>
-      </w:r>
-      <w:r>
-        <w:rPr>
-          <w:sz w:val="28"/>
-          <w:szCs w:val="28"/>
-        </w:rPr>
-        <w:br/>
-      </w:r>
-      <w:r>
-        <w:rPr>
-          <w:sz w:val="28"/>
-          <w:szCs w:val="28"/>
-        </w:rPr>
-        <w:br/>
-      </w:r>
-      <w:r>
-        <w:rPr>
-          <w:sz w:val="28"/>
-          <w:szCs w:val="28"/>
-        </w:rPr>
-        <w:br/>
-      </w:r>
-      <w:r>
-        <w:rPr>
-          <w:sz w:val="28"/>
-          <w:szCs w:val="28"/>
-        </w:rPr>
-        <w:br/>
-      </w:r>
-      <w:r>
-        <w:rPr>
-          <w:sz w:val="28"/>
-          <w:szCs w:val="28"/>
-        </w:rPr>
-        <w:br/>
-      </w:r>
-      <w:r>
-        <w:rPr>
-          <w:sz w:val="28"/>
-          <w:szCs w:val="28"/>
-        </w:rPr>
-        <w:lastRenderedPageBreak/>
-        <w:br/>
-      </w:r>
-      <w:r>
-        <w:rPr>
-          <w:sz w:val="28"/>
-          <w:szCs w:val="28"/>
-        </w:rPr>
-        <w:br/>
-      </w:r>
-      <w:r>
-        <w:rPr>
-          <w:sz w:val="28"/>
-          <w:szCs w:val="28"/>
-        </w:rPr>
-        <w:br/>
-      </w:r>
-      <w:r>
-        <w:rPr>
-          <w:sz w:val="28"/>
-          <w:szCs w:val="28"/>
-        </w:rPr>
-        <w:br/>
-      </w:r>
-      <w:r>
-        <w:rPr>
-          <w:sz w:val="28"/>
-          <w:szCs w:val="28"/>
-        </w:rPr>
-        <w:br/>
-      </w:r>
-      <w:r>
-        <w:rPr>
-          <w:sz w:val="28"/>
-          <w:szCs w:val="28"/>
-        </w:rPr>
-        <w:br/>
-      </w:r>
-      <w:r>
-        <w:rPr>
-          <w:sz w:val="28"/>
-          <w:szCs w:val="28"/>
-        </w:rPr>
-        <w:br/>
-      </w:r>
-      <w:r>
-        <w:rPr>
-          <w:sz w:val="28"/>
-          <w:szCs w:val="28"/>
-        </w:rPr>
-        <w:br/>
-      </w:r>
-      <w:r>
-        <w:rPr>
-          <w:sz w:val="28"/>
-          <w:szCs w:val="28"/>
-        </w:rPr>
-        <w:br/>
-      </w:r>
-      <w:r>
-        <w:rPr>
-          <w:sz w:val="28"/>
-          <w:szCs w:val="28"/>
-        </w:rPr>
-        <w:br/>
-      </w:r>
-      <w:r>
-        <w:rPr>
-          <w:sz w:val="28"/>
-          <w:szCs w:val="28"/>
-        </w:rPr>
-        <w:br/>
-      </w:r>
-      <w:r>
-        <w:rPr>
-          <w:sz w:val="28"/>
-          <w:szCs w:val="28"/>
-        </w:rPr>
-        <w:br/>
-      </w:r>
-      <w:r>
-        <w:rPr>
-          <w:sz w:val="28"/>
-          <w:szCs w:val="28"/>
-        </w:rPr>
-        <w:br/>
-      </w:r>
-      <w:r>
-        <w:rPr>
-          <w:sz w:val="28"/>
-          <w:szCs w:val="28"/>
-        </w:rPr>
-        <w:br/>
-      </w:r>
-      <w:r>
-        <w:rPr>
-          <w:sz w:val="28"/>
-          <w:szCs w:val="28"/>
-        </w:rPr>
-        <w:br/>
-      </w:r>
-      <w:r>
-        <w:rPr>
-          <w:sz w:val="28"/>
-          <w:szCs w:val="28"/>
-        </w:rPr>
-        <w:br/>
-      </w:r>
-      <w:r>
-        <w:rPr>
+        <w:br/>
+      </w:r>
+      <w:r>
+        <w:rPr>
+          <w:sz w:val="28"/>
+          <w:szCs w:val="28"/>
+        </w:rPr>
+        <w:br/>
+      </w:r>
+      <w:r>
+        <w:rPr>
+          <w:sz w:val="28"/>
+          <w:szCs w:val="28"/>
+        </w:rPr>
+        <w:br/>
+      </w:r>
+      <w:r>
+        <w:rPr>
+          <w:sz w:val="28"/>
+          <w:szCs w:val="28"/>
+        </w:rPr>
+        <w:br/>
+      </w:r>
+      <w:r>
+        <w:rPr>
+          <w:sz w:val="28"/>
+          <w:szCs w:val="28"/>
+        </w:rPr>
+        <w:br/>
+      </w:r>
+      <w:r>
+        <w:rPr>
+          <w:sz w:val="28"/>
+          <w:szCs w:val="28"/>
+        </w:rPr>
+        <w:br/>
+      </w:r>
+      <w:r>
+        <w:rPr>
+          <w:sz w:val="28"/>
+          <w:szCs w:val="28"/>
+        </w:rPr>
+        <w:br/>
+      </w:r>
+      <w:r>
+        <w:rPr>
+          <w:sz w:val="28"/>
+          <w:szCs w:val="28"/>
+        </w:rPr>
+        <w:br/>
+      </w:r>
+      <w:r>
+        <w:rPr>
+          <w:sz w:val="28"/>
+          <w:szCs w:val="28"/>
+        </w:rPr>
+        <w:br/>
+      </w:r>
+      <w:r>
+        <w:rPr>
+          <w:sz w:val="28"/>
+          <w:szCs w:val="28"/>
+        </w:rPr>
+        <w:br/>
+      </w:r>
+      <w:r>
+        <w:rPr>
+          <w:sz w:val="28"/>
+          <w:szCs w:val="28"/>
+        </w:rPr>
+        <w:br/>
+      </w:r>
+      <w:r>
+        <w:rPr>
+          <w:sz w:val="28"/>
+          <w:szCs w:val="28"/>
+        </w:rPr>
+        <w:br/>
+      </w:r>
+      <w:r>
+        <w:rPr>
+          <w:sz w:val="28"/>
+          <w:szCs w:val="28"/>
+        </w:rPr>
+        <w:br/>
+      </w:r>
+      <w:r>
+        <w:rPr>
+          <w:sz w:val="28"/>
+          <w:szCs w:val="28"/>
+        </w:rPr>
+        <w:br/>
+      </w:r>
+      <w:r>
+        <w:rPr>
+          <w:sz w:val="28"/>
+          <w:szCs w:val="28"/>
+        </w:rPr>
+        <w:br/>
+      </w:r>
+      <w:r>
+        <w:rPr>
+          <w:sz w:val="28"/>
+          <w:szCs w:val="28"/>
+        </w:rPr>
+        <w:br/>
+      </w:r>
+      <w:r>
+        <w:rPr>
+          <w:noProof/>
           <w:sz w:val="28"/>
           <w:szCs w:val="28"/>
         </w:rPr>
         <w:drawing>
-          <wp:anchor distT="0" distB="0" distL="114300" distR="114300" simplePos="0" relativeHeight="251665408" behindDoc="1" locked="0" layoutInCell="1" allowOverlap="1" wp14:anchorId="2AEF028A" wp14:editId="1DF07D1B">
+          <wp:anchor distT="0" distB="0" distL="114300" distR="114300" simplePos="0" relativeHeight="251665408" behindDoc="1" locked="0" layoutInCell="1" allowOverlap="1" wp14:anchorId="2AEF028A" wp14:editId="1E6561DD">
             <wp:simplePos x="0" y="0"/>
             <wp:positionH relativeFrom="margin">
               <wp:align>right</wp:align>
             </wp:positionH>
             <wp:positionV relativeFrom="paragraph">
-              <wp:posOffset>112395</wp:posOffset>
+              <wp:posOffset>4246245</wp:posOffset>
             </wp:positionV>
             <wp:extent cx="6645910" cy="3718560"/>
             <wp:effectExtent l="0" t="0" r="2540" b="0"/>
@@ -1791,7 +2120,7 @@
                     <pic:cNvPicPr/>
                   </pic:nvPicPr>
                   <pic:blipFill>
-                    <a:blip r:embed="rId17">
+                    <a:blip r:embed="rId18">
                       <a:extLst>
                         <a:ext uri="{28A0092B-C50C-407E-A947-70E740481C1C}">
                           <a14:useLocalDpi xmlns:a14="http://schemas.microsoft.com/office/drawing/2010/main" val="0"/>
@@ -1822,50 +2151,476 @@
           <w:sz w:val="28"/>
           <w:szCs w:val="28"/>
         </w:rPr>
-        <w:t>Tu należy wybrać folder</w:t>
-      </w:r>
-      <w:r>
-        <w:rPr>
-          <w:sz w:val="28"/>
-          <w:szCs w:val="28"/>
-        </w:rPr>
-        <w:t xml:space="preserve"> </w:t>
-      </w:r>
-      <w:r>
-        <w:rPr>
-          <w:sz w:val="28"/>
-          <w:szCs w:val="28"/>
-        </w:rPr>
-        <w:t>ProjektZespol\Unity\ProjZespol</w:t>
-      </w:r>
-    </w:p>
-    <w:p>
-      <w:pPr>
-        <w:rPr>
-          <w:sz w:val="28"/>
-          <w:szCs w:val="28"/>
-        </w:rPr>
-      </w:pPr>
-      <w:r>
-        <w:rPr>
-          <w:sz w:val="28"/>
-          <w:szCs w:val="28"/>
-        </w:rPr>
-        <w:t>Na tym etapie całe środowisko pracy jest przygotowane.</w:t>
-      </w:r>
-      <w:r>
-        <w:rPr>
-          <w:sz w:val="28"/>
-          <w:szCs w:val="28"/>
-        </w:rPr>
-        <w:br/>
-      </w:r>
-      <w:r>
-        <w:rPr>
-          <w:sz w:val="28"/>
-          <w:szCs w:val="28"/>
-        </w:rPr>
-        <w:br/>
+        <w:br/>
+      </w:r>
+      <w:r>
+        <w:rPr>
+          <w:sz w:val="28"/>
+          <w:szCs w:val="28"/>
+        </w:rPr>
+        <w:br/>
+      </w:r>
+      <w:r>
+        <w:rPr>
+          <w:sz w:val="28"/>
+          <w:szCs w:val="28"/>
+        </w:rPr>
+        <w:br/>
+      </w:r>
+      <w:r>
+        <w:rPr>
+          <w:sz w:val="28"/>
+          <w:szCs w:val="28"/>
+        </w:rPr>
+        <w:br/>
+      </w:r>
+      <w:r>
+        <w:rPr>
+          <w:sz w:val="28"/>
+          <w:szCs w:val="28"/>
+        </w:rPr>
+        <w:br/>
+      </w:r>
+      <w:r>
+        <w:rPr>
+          <w:sz w:val="28"/>
+          <w:szCs w:val="28"/>
+        </w:rPr>
+        <w:br/>
+      </w:r>
+      <w:r>
+        <w:rPr>
+          <w:sz w:val="28"/>
+          <w:szCs w:val="28"/>
+        </w:rPr>
+        <w:br/>
+      </w:r>
+      <w:r>
+        <w:rPr>
+          <w:sz w:val="28"/>
+          <w:szCs w:val="28"/>
+        </w:rPr>
+        <w:br/>
+      </w:r>
+      <w:r>
+        <w:rPr>
+          <w:sz w:val="28"/>
+          <w:szCs w:val="28"/>
+        </w:rPr>
+        <w:br/>
+      </w:r>
+      <w:r>
+        <w:rPr>
+          <w:sz w:val="28"/>
+          <w:szCs w:val="28"/>
+        </w:rPr>
+        <w:br/>
+      </w:r>
+      <w:r>
+        <w:rPr>
+          <w:sz w:val="28"/>
+          <w:szCs w:val="28"/>
+        </w:rPr>
+        <w:br/>
+      </w:r>
+      <w:r>
+        <w:rPr>
+          <w:sz w:val="28"/>
+          <w:szCs w:val="28"/>
+        </w:rPr>
+        <w:br/>
+      </w:r>
+      <w:r>
+        <w:rPr>
+          <w:sz w:val="28"/>
+          <w:szCs w:val="28"/>
+        </w:rPr>
+        <w:br/>
+      </w:r>
+      <w:r>
+        <w:rPr>
+          <w:sz w:val="28"/>
+          <w:szCs w:val="28"/>
+        </w:rPr>
+        <w:tab/>
+      </w:r>
+      <w:r>
+        <w:rPr>
+          <w:sz w:val="28"/>
+          <w:szCs w:val="28"/>
+        </w:rPr>
+        <w:br/>
+      </w:r>
+    </w:p>
+    <w:p>
+      <w:pPr>
+        <w:rPr>
+          <w:sz w:val="28"/>
+          <w:szCs w:val="28"/>
+        </w:rPr>
+      </w:pPr>
+      <w:r>
+        <w:rPr>
+          <w:sz w:val="28"/>
+          <w:szCs w:val="28"/>
+        </w:rPr>
+        <w:t xml:space="preserve">Tu należy wybrać folder </w:t>
+      </w:r>
+      <w:proofErr w:type="spellStart"/>
+      <w:r>
+        <w:rPr>
+          <w:sz w:val="28"/>
+          <w:szCs w:val="28"/>
+        </w:rPr>
+        <w:t>ProjektZespol</w:t>
+      </w:r>
+      <w:proofErr w:type="spellEnd"/>
+      <w:r>
+        <w:rPr>
+          <w:sz w:val="28"/>
+          <w:szCs w:val="28"/>
+        </w:rPr>
+        <w:t>\Unity\</w:t>
+      </w:r>
+      <w:proofErr w:type="spellStart"/>
+      <w:r>
+        <w:rPr>
+          <w:sz w:val="28"/>
+          <w:szCs w:val="28"/>
+        </w:rPr>
+        <w:t>ProjZespol</w:t>
+      </w:r>
+      <w:proofErr w:type="spellEnd"/>
+    </w:p>
+    <w:p>
+      <w:pPr>
+        <w:rPr>
+          <w:sz w:val="28"/>
+          <w:szCs w:val="28"/>
+        </w:rPr>
+      </w:pPr>
+      <w:r>
+        <w:rPr>
+          <w:sz w:val="28"/>
+          <w:szCs w:val="28"/>
+        </w:rPr>
+        <w:t>Na tym etapie całe środowisko jest przygotowane.</w:t>
+      </w:r>
+    </w:p>
+    <w:p>
+      <w:pPr>
+        <w:pStyle w:val="Nagwek1"/>
+        <w:numPr>
+          <w:ilvl w:val="0"/>
+          <w:numId w:val="2"/>
+        </w:numPr>
+      </w:pPr>
+      <w:bookmarkStart w:id="2" w:name="_Toc212477645"/>
+      <w:r>
+        <w:lastRenderedPageBreak/>
+        <w:t>Uruchomienie Projektu</w:t>
+      </w:r>
+      <w:bookmarkEnd w:id="2"/>
+    </w:p>
+    <w:p>
+      <w:pPr>
+        <w:rPr>
+          <w:sz w:val="28"/>
+          <w:szCs w:val="28"/>
+        </w:rPr>
+      </w:pPr>
+      <w:r>
+        <w:rPr>
+          <w:sz w:val="28"/>
+          <w:szCs w:val="28"/>
+        </w:rPr>
+        <w:t xml:space="preserve">Po udanej instalacji środowiska można uruchomić projekt kliknięciem na jego </w:t>
+      </w:r>
+      <w:proofErr w:type="spellStart"/>
+      <w:r>
+        <w:rPr>
+          <w:sz w:val="28"/>
+          <w:szCs w:val="28"/>
+        </w:rPr>
+        <w:t>nazwe</w:t>
+      </w:r>
+      <w:proofErr w:type="spellEnd"/>
+      <w:r>
+        <w:rPr>
+          <w:sz w:val="28"/>
+          <w:szCs w:val="28"/>
+        </w:rPr>
+        <w:t>.</w:t>
+      </w:r>
+    </w:p>
+    <w:p>
+      <w:pPr>
+        <w:rPr>
+          <w:sz w:val="28"/>
+          <w:szCs w:val="28"/>
+        </w:rPr>
+      </w:pPr>
+      <w:r>
+        <w:rPr>
+          <w:sz w:val="28"/>
+          <w:szCs w:val="28"/>
+        </w:rPr>
+        <w:t>Uruchomi się edytor.</w:t>
+      </w:r>
+    </w:p>
+    <w:p>
+      <w:pPr>
+        <w:rPr>
+          <w:sz w:val="28"/>
+          <w:szCs w:val="28"/>
+        </w:rPr>
+      </w:pPr>
+      <w:r>
+        <w:rPr>
+          <w:sz w:val="28"/>
+          <w:szCs w:val="28"/>
+        </w:rPr>
+        <w:drawing>
+          <wp:inline distT="0" distB="0" distL="0" distR="0" wp14:anchorId="26BBC82E" wp14:editId="51B3A46B">
+            <wp:extent cx="6645910" cy="3614420"/>
+            <wp:effectExtent l="0" t="0" r="2540" b="5080"/>
+            <wp:docPr id="1005225379" name="Obraz 1"/>
+            <wp:cNvGraphicFramePr>
+              <a:graphicFrameLocks xmlns:a="http://schemas.openxmlformats.org/drawingml/2006/main" noChangeAspect="1"/>
+            </wp:cNvGraphicFramePr>
+            <a:graphic xmlns:a="http://schemas.openxmlformats.org/drawingml/2006/main">
+              <a:graphicData uri="http://schemas.openxmlformats.org/drawingml/2006/picture">
+                <pic:pic xmlns:pic="http://schemas.openxmlformats.org/drawingml/2006/picture">
+                  <pic:nvPicPr>
+                    <pic:cNvPr id="1005225379" name=""/>
+                    <pic:cNvPicPr/>
+                  </pic:nvPicPr>
+                  <pic:blipFill>
+                    <a:blip r:embed="rId19"/>
+                    <a:stretch>
+                      <a:fillRect/>
+                    </a:stretch>
+                  </pic:blipFill>
+                  <pic:spPr>
+                    <a:xfrm>
+                      <a:off x="0" y="0"/>
+                      <a:ext cx="6645910" cy="3614420"/>
+                    </a:xfrm>
+                    <a:prstGeom prst="rect">
+                      <a:avLst/>
+                    </a:prstGeom>
+                  </pic:spPr>
+                </pic:pic>
+              </a:graphicData>
+            </a:graphic>
+          </wp:inline>
+        </w:drawing>
+      </w:r>
+    </w:p>
+    <w:p>
+      <w:pPr>
+        <w:rPr>
+          <w:sz w:val="28"/>
+          <w:szCs w:val="28"/>
+        </w:rPr>
+      </w:pPr>
+      <w:r>
+        <w:rPr>
+          <w:sz w:val="28"/>
+          <w:szCs w:val="28"/>
+        </w:rPr>
+        <w:t xml:space="preserve">Należy wtedy kliknąć w folder </w:t>
+      </w:r>
+      <w:proofErr w:type="spellStart"/>
+      <w:r>
+        <w:rPr>
+          <w:sz w:val="28"/>
+          <w:szCs w:val="28"/>
+        </w:rPr>
+        <w:t>scenes</w:t>
+      </w:r>
+      <w:proofErr w:type="spellEnd"/>
+      <w:r>
+        <w:rPr>
+          <w:sz w:val="28"/>
+          <w:szCs w:val="28"/>
+        </w:rPr>
+        <w:t>.</w:t>
+      </w:r>
+    </w:p>
+    <w:p>
+      <w:pPr>
+        <w:rPr>
+          <w:sz w:val="28"/>
+          <w:szCs w:val="28"/>
+        </w:rPr>
+      </w:pPr>
+      <w:r>
+        <w:rPr>
+          <w:sz w:val="28"/>
+          <w:szCs w:val="28"/>
+        </w:rPr>
+        <w:drawing>
+          <wp:inline distT="0" distB="0" distL="0" distR="0" wp14:anchorId="4A97BF4E" wp14:editId="3A93011B">
+            <wp:extent cx="4553585" cy="3696216"/>
+            <wp:effectExtent l="0" t="0" r="0" b="0"/>
+            <wp:docPr id="705583985" name="Obraz 1"/>
+            <wp:cNvGraphicFramePr>
+              <a:graphicFrameLocks xmlns:a="http://schemas.openxmlformats.org/drawingml/2006/main" noChangeAspect="1"/>
+            </wp:cNvGraphicFramePr>
+            <a:graphic xmlns:a="http://schemas.openxmlformats.org/drawingml/2006/main">
+              <a:graphicData uri="http://schemas.openxmlformats.org/drawingml/2006/picture">
+                <pic:pic xmlns:pic="http://schemas.openxmlformats.org/drawingml/2006/picture">
+                  <pic:nvPicPr>
+                    <pic:cNvPr id="705583985" name=""/>
+                    <pic:cNvPicPr/>
+                  </pic:nvPicPr>
+                  <pic:blipFill>
+                    <a:blip r:embed="rId20"/>
+                    <a:stretch>
+                      <a:fillRect/>
+                    </a:stretch>
+                  </pic:blipFill>
+                  <pic:spPr>
+                    <a:xfrm>
+                      <a:off x="0" y="0"/>
+                      <a:ext cx="4553585" cy="3696216"/>
+                    </a:xfrm>
+                    <a:prstGeom prst="rect">
+                      <a:avLst/>
+                    </a:prstGeom>
+                  </pic:spPr>
+                </pic:pic>
+              </a:graphicData>
+            </a:graphic>
+          </wp:inline>
+        </w:drawing>
+      </w:r>
+    </w:p>
+    <w:p>
+      <w:pPr>
+        <w:rPr>
+          <w:sz w:val="28"/>
+          <w:szCs w:val="28"/>
+        </w:rPr>
+      </w:pPr>
+      <w:r>
+        <w:rPr>
+          <w:sz w:val="28"/>
+          <w:szCs w:val="28"/>
+        </w:rPr>
+        <w:t xml:space="preserve">Tam należy wybrać </w:t>
+      </w:r>
+      <w:proofErr w:type="spellStart"/>
+      <w:r>
+        <w:rPr>
+          <w:sz w:val="28"/>
+          <w:szCs w:val="28"/>
+        </w:rPr>
+        <w:t>scene</w:t>
+      </w:r>
+      <w:proofErr w:type="spellEnd"/>
+      <w:r>
+        <w:rPr>
+          <w:sz w:val="28"/>
+          <w:szCs w:val="28"/>
+        </w:rPr>
+        <w:t xml:space="preserve"> „</w:t>
+      </w:r>
+      <w:proofErr w:type="spellStart"/>
+      <w:r>
+        <w:rPr>
+          <w:sz w:val="28"/>
+          <w:szCs w:val="28"/>
+        </w:rPr>
+        <w:t>Main</w:t>
+      </w:r>
+      <w:proofErr w:type="spellEnd"/>
+      <w:r>
+        <w:rPr>
+          <w:sz w:val="28"/>
+          <w:szCs w:val="28"/>
+        </w:rPr>
+        <w:t xml:space="preserve"> Menu”.</w:t>
+      </w:r>
+    </w:p>
+    <w:p>
+      <w:pPr>
+        <w:rPr>
+          <w:sz w:val="28"/>
+          <w:szCs w:val="28"/>
+        </w:rPr>
+      </w:pPr>
+      <w:r>
+        <w:rPr>
+          <w:sz w:val="28"/>
+          <w:szCs w:val="28"/>
+        </w:rPr>
+        <w:t>By uruchomić grę trzeba kliknąć w zaznaczony przycisk</w:t>
+      </w:r>
+    </w:p>
+    <w:p>
+      <w:pPr>
+        <w:rPr>
+          <w:sz w:val="28"/>
+          <w:szCs w:val="28"/>
+        </w:rPr>
+      </w:pPr>
+      <w:r>
+        <w:rPr>
+          <w:sz w:val="28"/>
+          <w:szCs w:val="28"/>
+        </w:rPr>
+        <w:lastRenderedPageBreak/>
+        <w:drawing>
+          <wp:anchor distT="0" distB="0" distL="114300" distR="114300" simplePos="0" relativeHeight="251666432" behindDoc="0" locked="0" layoutInCell="1" allowOverlap="1" wp14:anchorId="149DB7FD" wp14:editId="1B2B39B3">
+            <wp:simplePos x="0" y="0"/>
+            <wp:positionH relativeFrom="column">
+              <wp:posOffset>0</wp:posOffset>
+            </wp:positionH>
+            <wp:positionV relativeFrom="paragraph">
+              <wp:posOffset>0</wp:posOffset>
+            </wp:positionV>
+            <wp:extent cx="6645910" cy="3749040"/>
+            <wp:effectExtent l="0" t="0" r="2540" b="3810"/>
+            <wp:wrapNone/>
+            <wp:docPr id="1972662173" name="Obraz 1"/>
+            <wp:cNvGraphicFramePr>
+              <a:graphicFrameLocks xmlns:a="http://schemas.openxmlformats.org/drawingml/2006/main" noChangeAspect="1"/>
+            </wp:cNvGraphicFramePr>
+            <a:graphic xmlns:a="http://schemas.openxmlformats.org/drawingml/2006/main">
+              <a:graphicData uri="http://schemas.openxmlformats.org/drawingml/2006/picture">
+                <pic:pic xmlns:pic="http://schemas.openxmlformats.org/drawingml/2006/picture">
+                  <pic:nvPicPr>
+                    <pic:cNvPr id="1972662173" name=""/>
+                    <pic:cNvPicPr/>
+                  </pic:nvPicPr>
+                  <pic:blipFill>
+                    <a:blip r:embed="rId21">
+                      <a:extLst>
+                        <a:ext uri="{28A0092B-C50C-407E-A947-70E740481C1C}">
+                          <a14:useLocalDpi xmlns:a14="http://schemas.microsoft.com/office/drawing/2010/main" val="0"/>
+                        </a:ext>
+                      </a:extLst>
+                    </a:blip>
+                    <a:stretch>
+                      <a:fillRect/>
+                    </a:stretch>
+                  </pic:blipFill>
+                  <pic:spPr>
+                    <a:xfrm>
+                      <a:off x="0" y="0"/>
+                      <a:ext cx="6645910" cy="3749040"/>
+                    </a:xfrm>
+                    <a:prstGeom prst="rect">
+                      <a:avLst/>
+                    </a:prstGeom>
+                  </pic:spPr>
+                </pic:pic>
+              </a:graphicData>
+            </a:graphic>
+          </wp:anchor>
+        </w:drawing>
       </w:r>
     </w:p>
     <w:sectPr>
@@ -1933,14 +2688,14 @@
   <w:abstractNum w:abstractNumId="0" w15:restartNumberingAfterBreak="0">
     <w:nsid w:val="3F1E1D83"/>
     <w:multiLevelType w:val="hybridMultilevel"/>
-    <w:tmpl w:val="B350A82E"/>
-    <w:lvl w:ilvl="0" w:tplc="0415000F">
+    <w:tmpl w:val="65C0D706"/>
+    <w:lvl w:ilvl="0" w:tplc="EECC8C74">
       <w:start w:val="1"/>
       <w:numFmt w:val="decimal"/>
       <w:lvlText w:val="%1."/>
       <w:lvlJc w:val="left"/>
       <w:pPr>
-        <w:ind w:left="720" w:hanging="360"/>
+        <w:ind w:left="227" w:hanging="227"/>
       </w:pPr>
       <w:rPr>
         <w:rFonts w:hint="default"/>
@@ -2022,14 +2777,14 @@
   <w:abstractNum w:abstractNumId="1" w15:restartNumberingAfterBreak="0">
     <w:nsid w:val="40414260"/>
     <w:multiLevelType w:val="hybridMultilevel"/>
-    <w:tmpl w:val="EC96D7E6"/>
-    <w:lvl w:ilvl="0" w:tplc="AE046318">
+    <w:tmpl w:val="3D50AF86"/>
+    <w:lvl w:ilvl="0" w:tplc="935E1C76">
       <w:start w:val="1"/>
       <w:numFmt w:val="decimal"/>
       <w:lvlText w:val="%1."/>
       <w:lvlJc w:val="left"/>
       <w:pPr>
-        <w:ind w:left="1065" w:hanging="360"/>
+        <w:ind w:left="567" w:hanging="567"/>
       </w:pPr>
       <w:rPr>
         <w:rFonts w:hint="default"/>
@@ -3209,6 +3964,38 @@
       <w:u w:val="single"/>
     </w:rPr>
   </w:style>
+  <w:style w:type="paragraph" w:styleId="Nagwekspisutreci">
+    <w:name w:val="TOC Heading"/>
+    <w:basedOn w:val="Nagwek1"/>
+    <w:next w:val="Normalny"/>
+    <w:uiPriority w:val="39"/>
+    <w:unhideWhenUsed/>
+    <w:qFormat/>
+    <w:rsid w:val="004D142E"/>
+    <w:pPr>
+      <w:spacing w:before="240" w:after="0" w:line="259" w:lineRule="auto"/>
+      <w:outlineLvl w:val="9"/>
+    </w:pPr>
+    <w:rPr>
+      <w:kern w:val="0"/>
+      <w:sz w:val="32"/>
+      <w:szCs w:val="32"/>
+      <w:lang w:eastAsia="pl-PL"/>
+      <w14:ligatures w14:val="none"/>
+    </w:rPr>
+  </w:style>
+  <w:style w:type="paragraph" w:styleId="Spistreci1">
+    <w:name w:val="toc 1"/>
+    <w:basedOn w:val="Normalny"/>
+    <w:next w:val="Normalny"/>
+    <w:autoRedefine/>
+    <w:uiPriority w:val="39"/>
+    <w:unhideWhenUsed/>
+    <w:rsid w:val="004D142E"/>
+    <w:pPr>
+      <w:spacing w:after="100"/>
+    </w:pPr>
+  </w:style>
 </w:styles>
 </file>
 
@@ -3505,4 +4292,16 @@
     </a:ext>
   </a:extLst>
 </a:theme>
+</file>
+
+<file path=customXml/item1.xml><?xml version="1.0" encoding="utf-8"?>
+<b:Sources xmlns:b="http://schemas.openxmlformats.org/officeDocument/2006/bibliography" xmlns="http://schemas.openxmlformats.org/officeDocument/2006/bibliography" SelectedStyle="\APASixthEditionOfficeOnline.xsl" StyleName="APA" Version="6"/>
+</file>
+
+<file path=customXml/itemProps1.xml><?xml version="1.0" encoding="utf-8"?>
+<ds:datastoreItem xmlns:ds="http://schemas.openxmlformats.org/officeDocument/2006/customXml" ds:itemID="{6E7EBA39-EB5F-4029-852B-FA8D736AD22E}">
+  <ds:schemaRefs>
+    <ds:schemaRef ds:uri="http://schemas.openxmlformats.org/officeDocument/2006/bibliography"/>
+  </ds:schemaRefs>
+</ds:datastoreItem>
 </file>
--- a/Dokumentacja/DOKUMENTACJA WDROŻENIOWA.docx
+++ b/Dokumentacja/DOKUMENTACJA WDROŻENIOWA.docx
@@ -244,6 +244,15 @@
     </w:p>
     <w:sdt>
       <w:sdtPr>
+        <w:rPr>
+          <w:rFonts w:asciiTheme="minorHAnsi" w:eastAsiaTheme="minorHAnsi" w:hAnsiTheme="minorHAnsi" w:cstheme="minorBidi"/>
+          <w:color w:val="auto"/>
+          <w:kern w:val="2"/>
+          <w:sz w:val="24"/>
+          <w:szCs w:val="24"/>
+          <w:lang w:eastAsia="en-US"/>
+          <w14:ligatures w14:val="standardContextual"/>
+        </w:rPr>
         <w:id w:val="1623654881"/>
         <w:docPartObj>
           <w:docPartGallery w:val="Table of Contents"/>
@@ -252,15 +261,8 @@
       </w:sdtPr>
       <w:sdtEndPr>
         <w:rPr>
-          <w:rFonts w:asciiTheme="minorHAnsi" w:eastAsiaTheme="minorHAnsi" w:hAnsiTheme="minorHAnsi" w:cstheme="minorBidi"/>
           <w:b/>
           <w:bCs/>
-          <w:color w:val="auto"/>
-          <w:kern w:val="2"/>
-          <w:sz w:val="24"/>
-          <w:szCs w:val="24"/>
-          <w:lang w:eastAsia="en-US"/>
-          <w14:ligatures w14:val="standardContextual"/>
         </w:rPr>
       </w:sdtEndPr>
       <w:sdtContent>
@@ -280,7 +282,9 @@
               <w:tab w:val="right" w:leader="dot" w:pos="10456"/>
             </w:tabs>
             <w:rPr>
+              <w:rFonts w:eastAsiaTheme="minorEastAsia"/>
               <w:noProof/>
+              <w:lang w:eastAsia="pl-PL"/>
             </w:rPr>
           </w:pPr>
           <w:r>
@@ -292,7 +296,7 @@
           <w:r>
             <w:fldChar w:fldCharType="separate"/>
           </w:r>
-          <w:hyperlink w:anchor="_Toc212477643" w:history="1">
+          <w:hyperlink w:anchor="_Toc212571956" w:history="1">
             <w:r>
               <w:rPr>
                 <w:rStyle w:val="Hipercze"/>
@@ -302,7 +306,9 @@
             </w:r>
             <w:r>
               <w:rPr>
+                <w:rFonts w:eastAsiaTheme="minorEastAsia"/>
                 <w:noProof/>
+                <w:lang w:eastAsia="pl-PL"/>
               </w:rPr>
               <w:tab/>
             </w:r>
@@ -332,7 +338,7 @@
                 <w:noProof/>
                 <w:webHidden/>
               </w:rPr>
-              <w:instrText xml:space="preserve"> PAGEREF _Toc212477643 \h </w:instrText>
+              <w:instrText xml:space="preserve"> PAGEREF _Toc212571956 \h </w:instrText>
             </w:r>
             <w:r>
               <w:rPr>
@@ -371,10 +377,12 @@
               <w:tab w:val="right" w:leader="dot" w:pos="10456"/>
             </w:tabs>
             <w:rPr>
+              <w:rFonts w:eastAsiaTheme="minorEastAsia"/>
               <w:noProof/>
+              <w:lang w:eastAsia="pl-PL"/>
             </w:rPr>
           </w:pPr>
-          <w:hyperlink w:anchor="_Toc212477644" w:history="1">
+          <w:hyperlink w:anchor="_Toc212571957" w:history="1">
             <w:r>
               <w:rPr>
                 <w:rStyle w:val="Hipercze"/>
@@ -384,7 +392,9 @@
             </w:r>
             <w:r>
               <w:rPr>
+                <w:rFonts w:eastAsiaTheme="minorEastAsia"/>
                 <w:noProof/>
+                <w:lang w:eastAsia="pl-PL"/>
               </w:rPr>
               <w:tab/>
             </w:r>
@@ -414,7 +424,7 @@
                 <w:noProof/>
                 <w:webHidden/>
               </w:rPr>
-              <w:instrText xml:space="preserve"> PAGEREF _Toc212477644 \h </w:instrText>
+              <w:instrText xml:space="preserve"> PAGEREF _Toc212571957 \h </w:instrText>
             </w:r>
             <w:r>
               <w:rPr>
@@ -453,10 +463,12 @@
               <w:tab w:val="right" w:leader="dot" w:pos="10456"/>
             </w:tabs>
             <w:rPr>
+              <w:rFonts w:eastAsiaTheme="minorEastAsia"/>
               <w:noProof/>
+              <w:lang w:eastAsia="pl-PL"/>
             </w:rPr>
           </w:pPr>
-          <w:hyperlink w:anchor="_Toc212477645" w:history="1">
+          <w:hyperlink w:anchor="_Toc212571958" w:history="1">
             <w:r>
               <w:rPr>
                 <w:rStyle w:val="Hipercze"/>
@@ -466,7 +478,9 @@
             </w:r>
             <w:r>
               <w:rPr>
+                <w:rFonts w:eastAsiaTheme="minorEastAsia"/>
                 <w:noProof/>
+                <w:lang w:eastAsia="pl-PL"/>
               </w:rPr>
               <w:tab/>
             </w:r>
@@ -496,7 +510,7 @@
                 <w:noProof/>
                 <w:webHidden/>
               </w:rPr>
-              <w:instrText xml:space="preserve"> PAGEREF _Toc212477645 \h </w:instrText>
+              <w:instrText xml:space="preserve"> PAGEREF _Toc212571958 \h </w:instrText>
             </w:r>
             <w:r>
               <w:rPr>
@@ -528,6 +542,92 @@
           </w:hyperlink>
         </w:p>
         <w:p>
+          <w:pPr>
+            <w:pStyle w:val="Spistreci1"/>
+            <w:tabs>
+              <w:tab w:val="left" w:pos="480"/>
+              <w:tab w:val="right" w:leader="dot" w:pos="10456"/>
+            </w:tabs>
+            <w:rPr>
+              <w:rFonts w:eastAsiaTheme="minorEastAsia"/>
+              <w:noProof/>
+              <w:lang w:eastAsia="pl-PL"/>
+            </w:rPr>
+          </w:pPr>
+          <w:hyperlink w:anchor="_Toc212571959" w:history="1">
+            <w:r>
+              <w:rPr>
+                <w:rStyle w:val="Hipercze"/>
+                <w:noProof/>
+              </w:rPr>
+              <w:t>4.</w:t>
+            </w:r>
+            <w:r>
+              <w:rPr>
+                <w:rFonts w:eastAsiaTheme="minorEastAsia"/>
+                <w:noProof/>
+                <w:lang w:eastAsia="pl-PL"/>
+              </w:rPr>
+              <w:tab/>
+            </w:r>
+            <w:r>
+              <w:rPr>
+                <w:rStyle w:val="Hipercze"/>
+                <w:noProof/>
+              </w:rPr>
+              <w:t>Uruchomienie gotowej gry</w:t>
+            </w:r>
+            <w:r>
+              <w:rPr>
+                <w:noProof/>
+                <w:webHidden/>
+              </w:rPr>
+              <w:tab/>
+            </w:r>
+            <w:r>
+              <w:rPr>
+                <w:noProof/>
+                <w:webHidden/>
+              </w:rPr>
+              <w:fldChar w:fldCharType="begin"/>
+            </w:r>
+            <w:r>
+              <w:rPr>
+                <w:noProof/>
+                <w:webHidden/>
+              </w:rPr>
+              <w:instrText xml:space="preserve"> PAGEREF _Toc212571959 \h </w:instrText>
+            </w:r>
+            <w:r>
+              <w:rPr>
+                <w:noProof/>
+                <w:webHidden/>
+              </w:rPr>
+            </w:r>
+            <w:r>
+              <w:rPr>
+                <w:noProof/>
+                <w:webHidden/>
+              </w:rPr>
+              <w:fldChar w:fldCharType="separate"/>
+            </w:r>
+            <w:r>
+              <w:rPr>
+                <w:noProof/>
+                <w:webHidden/>
+              </w:rPr>
+              <w:t>8</w:t>
+            </w:r>
+            <w:r>
+              <w:rPr>
+                <w:noProof/>
+                <w:webHidden/>
+              </w:rPr>
+              <w:fldChar w:fldCharType="end"/>
+            </w:r>
+          </w:hyperlink>
+        </w:p>
+        <w:p>
           <w:r>
             <w:rPr>
               <w:b/>
@@ -569,7 +669,7 @@
           <w:numId w:val="2"/>
         </w:numPr>
       </w:pPr>
-      <w:bookmarkStart w:id="0" w:name="_Toc212477643"/>
+      <w:bookmarkStart w:id="0" w:name="_Toc212571956"/>
       <w:r>
         <w:t>Podstawowe Informacje</w:t>
       </w:r>
@@ -643,7 +743,7 @@
           <w:numId w:val="2"/>
         </w:numPr>
       </w:pPr>
-      <w:bookmarkStart w:id="1" w:name="_Toc212477644"/>
+      <w:bookmarkStart w:id="1" w:name="_Toc212571957"/>
       <w:r>
         <w:t>Przygotowanie Środowiska</w:t>
       </w:r>
@@ -1713,7 +1813,23 @@
           <w:sz w:val="28"/>
           <w:szCs w:val="28"/>
         </w:rPr>
-        <w:t xml:space="preserve">Visual Studio powinno się zainstalować z edytorem. Jednakże jeśli jest on już zainstalowany to trzeba się upewnić, że </w:t>
+        <w:t xml:space="preserve">Visual Studio powinno się zainstalować z edytorem. </w:t>
+      </w:r>
+      <w:proofErr w:type="gramStart"/>
+      <w:r>
+        <w:rPr>
+          <w:sz w:val="28"/>
+          <w:szCs w:val="28"/>
+        </w:rPr>
+        <w:t>Jednakże</w:t>
+      </w:r>
+      <w:proofErr w:type="gramEnd"/>
+      <w:r>
+        <w:rPr>
+          <w:sz w:val="28"/>
+          <w:szCs w:val="28"/>
+        </w:rPr>
+        <w:t xml:space="preserve"> jeśli jest on już zainstalowany to trzeba się upewnić, że </w:t>
       </w:r>
       <w:r>
         <w:rPr>
@@ -2315,7 +2431,7 @@
           <w:numId w:val="2"/>
         </w:numPr>
       </w:pPr>
-      <w:bookmarkStart w:id="2" w:name="_Toc212477645"/>
+      <w:bookmarkStart w:id="2" w:name="_Toc212571958"/>
       <w:r>
         <w:lastRenderedPageBreak/>
         <w:t>Uruchomienie Projektu</w:t>
@@ -2377,6 +2493,7 @@
       </w:pPr>
       <w:r>
         <w:rPr>
+          <w:noProof/>
           <w:sz w:val="28"/>
           <w:szCs w:val="28"/>
         </w:rPr>
@@ -2457,6 +2574,7 @@
       </w:pPr>
       <w:r>
         <w:rPr>
+          <w:noProof/>
           <w:sz w:val="28"/>
           <w:szCs w:val="28"/>
         </w:rPr>
@@ -2562,24 +2680,26 @@
     <w:p>
       <w:pPr>
         <w:rPr>
-          <w:sz w:val="28"/>
-          <w:szCs w:val="28"/>
-        </w:rPr>
-      </w:pPr>
-      <w:r>
-        <w:rPr>
+          <w:noProof/>
+          <w:sz w:val="28"/>
+          <w:szCs w:val="28"/>
+        </w:rPr>
+      </w:pPr>
+      <w:r>
+        <w:rPr>
+          <w:noProof/>
           <w:sz w:val="28"/>
           <w:szCs w:val="28"/>
         </w:rPr>
         <w:lastRenderedPageBreak/>
         <w:drawing>
-          <wp:anchor distT="0" distB="0" distL="114300" distR="114300" simplePos="0" relativeHeight="251666432" behindDoc="0" locked="0" layoutInCell="1" allowOverlap="1" wp14:anchorId="149DB7FD" wp14:editId="1B2B39B3">
+          <wp:anchor distT="0" distB="0" distL="114300" distR="114300" simplePos="0" relativeHeight="251666432" behindDoc="1" locked="0" layoutInCell="1" allowOverlap="1" wp14:anchorId="149DB7FD" wp14:editId="68759C84">
             <wp:simplePos x="0" y="0"/>
-            <wp:positionH relativeFrom="column">
-              <wp:posOffset>0</wp:posOffset>
+            <wp:positionH relativeFrom="margin">
+              <wp:align>right</wp:align>
             </wp:positionH>
             <wp:positionV relativeFrom="paragraph">
-              <wp:posOffset>0</wp:posOffset>
+              <wp:posOffset>13335</wp:posOffset>
             </wp:positionV>
             <wp:extent cx="6645910" cy="3749040"/>
             <wp:effectExtent l="0" t="0" r="2540" b="3810"/>
@@ -2622,6 +2742,114 @@
           </wp:anchor>
         </w:drawing>
       </w:r>
+    </w:p>
+    <w:p>
+      <w:pPr>
+        <w:rPr>
+          <w:noProof/>
+          <w:sz w:val="28"/>
+          <w:szCs w:val="28"/>
+        </w:rPr>
+      </w:pPr>
+    </w:p>
+    <w:p>
+      <w:pPr>
+        <w:rPr>
+          <w:noProof/>
+          <w:sz w:val="28"/>
+          <w:szCs w:val="28"/>
+        </w:rPr>
+      </w:pPr>
+    </w:p>
+    <w:p>
+      <w:pPr>
+        <w:rPr>
+          <w:noProof/>
+          <w:sz w:val="28"/>
+          <w:szCs w:val="28"/>
+        </w:rPr>
+      </w:pPr>
+    </w:p>
+    <w:p>
+      <w:pPr>
+        <w:rPr>
+          <w:noProof/>
+          <w:sz w:val="28"/>
+          <w:szCs w:val="28"/>
+        </w:rPr>
+      </w:pPr>
+    </w:p>
+    <w:p>
+      <w:pPr>
+        <w:rPr>
+          <w:sz w:val="28"/>
+          <w:szCs w:val="28"/>
+        </w:rPr>
+      </w:pPr>
+    </w:p>
+    <w:p>
+      <w:pPr>
+        <w:rPr>
+          <w:sz w:val="28"/>
+          <w:szCs w:val="28"/>
+        </w:rPr>
+      </w:pPr>
+    </w:p>
+    <w:p>
+      <w:pPr>
+        <w:rPr>
+          <w:sz w:val="28"/>
+          <w:szCs w:val="28"/>
+        </w:rPr>
+      </w:pPr>
+    </w:p>
+    <w:p>
+      <w:pPr>
+        <w:rPr>
+          <w:sz w:val="28"/>
+          <w:szCs w:val="28"/>
+        </w:rPr>
+      </w:pPr>
+    </w:p>
+    <w:p>
+      <w:pPr>
+        <w:rPr>
+          <w:sz w:val="28"/>
+          <w:szCs w:val="28"/>
+        </w:rPr>
+      </w:pPr>
+    </w:p>
+    <w:p>
+      <w:pPr>
+        <w:rPr>
+          <w:sz w:val="28"/>
+          <w:szCs w:val="28"/>
+        </w:rPr>
+      </w:pPr>
+    </w:p>
+    <w:p>
+      <w:pPr>
+        <w:pStyle w:val="Nagwek1"/>
+        <w:numPr>
+          <w:ilvl w:val="0"/>
+          <w:numId w:val="2"/>
+        </w:numPr>
+      </w:pPr>
+      <w:bookmarkStart w:id="3" w:name="_Toc212571959"/>
+      <w:r>
+        <w:t>Uruchomienie gotowej gry</w:t>
+      </w:r>
+      <w:bookmarkEnd w:id="3"/>
+    </w:p>
+    <w:p>
+      <w:r>
+        <w:t xml:space="preserve">To do jak będziemy mieli gotowy </w:t>
+      </w:r>
+      <w:proofErr w:type="spellStart"/>
+      <w:r>
+        <w:t>build</w:t>
+      </w:r>
+      <w:proofErr w:type="spellEnd"/>
     </w:p>
     <w:sectPr>
       <w:pgSz w:w="11906" w:h="16838"/>
